--- a/First_presentation.docx
+++ b/First_presentation.docx
@@ -5,82 +5,79 @@
     <w:p>
       <w:pPr>
         <w:pStyle w:val="Title"/>
-        <w:spacing w:after="120"/>
-        <w:jc w:val="center"/>
-      </w:pPr>
-      <w:r>
+        <w:spacing w:after="100"/>
+      </w:pPr>
+      <w:r>
+        <w:rPr>
+          <w:b/>
+          <w:bCs/>
+        </w:rPr>
         <w:t>First Presentation</w:t>
       </w:r>
     </w:p>
     <w:p>
       <w:pPr>
-        <w:spacing w:after="60"/>
-        <w:jc w:val="center"/>
+        <w:spacing w:after="200"/>
       </w:pPr>
       <w:r>
         <w:rPr>
           <w:i/>
           <w:iCs/>
-          <w:sz w:val="24"/>
-          <w:szCs w:val="24"/>
         </w:rPr>
         <w:t>Forecasting Competitive Football – Final Project</w:t>
       </w:r>
     </w:p>
     <w:p>
       <w:pPr>
-        <w:spacing w:after="40"/>
-        <w:jc w:val="center"/>
-      </w:pPr>
-      <w:r>
-        <w:rPr>
-          <w:sz w:val="22"/>
-          <w:szCs w:val="22"/>
-        </w:rPr>
+        <w:spacing w:after="150"/>
+      </w:pPr>
+      <w:r>
         <w:t>Farzad Jokar – 40435067</w:t>
       </w:r>
     </w:p>
     <w:p>
       <w:pPr>
-        <w:spacing w:after="300"/>
-        <w:jc w:val="center"/>
-      </w:pPr>
-      <w:r>
-        <w:rPr>
-          <w:sz w:val="22"/>
-          <w:szCs w:val="22"/>
-        </w:rPr>
-        <w:t>Amirhossein Jeddi – 40435066</w:t>
-      </w:r>
-    </w:p>
-    <w:p>
-      <w:pPr>
-        <w:pBdr>
-          <w:bottom w:val="single" w:sz="6" w:space="0" w:color="1F3864"/>
-        </w:pBdr>
-        <w:spacing w:after="300"/>
-      </w:pPr>
+        <w:spacing w:after="150"/>
+      </w:pPr>
+      <w:r>
+        <w:t xml:space="preserve">Amirhossein </w:t>
+      </w:r>
+      <w:proofErr w:type="spellStart"/>
+      <w:r>
+        <w:t>Jeddi</w:t>
+      </w:r>
+      <w:proofErr w:type="spellEnd"/>
+      <w:r>
+        <w:t xml:space="preserve"> – 40435066</w:t>
+      </w:r>
     </w:p>
     <w:p>
       <w:pPr>
         <w:pStyle w:val="Heading1"/>
-        <w:spacing w:before="120" w:after="160"/>
+        <w:spacing w:before="300" w:after="150"/>
       </w:pPr>
       <w:r>
         <w:rPr>
           <w:b/>
           <w:bCs/>
-          <w:color w:val="1F3864"/>
         </w:rPr>
         <w:t>1. Integration and Labeling</w:t>
       </w:r>
     </w:p>
     <w:p>
       <w:pPr>
-        <w:spacing w:after="120"/>
-      </w:pPr>
-      <w:r>
-        <w:t>This stage builds the relational data foundation the whole project sits on: turning StatsBomb's raw nested JSON into clean tables, and turning match results into the labels every model will be trained on.</w:t>
+        <w:spacing w:after="150"/>
+      </w:pPr>
+      <w:r>
+        <w:t xml:space="preserve">This stage builds the relational data foundation the whole project sits on: turning </w:t>
+      </w:r>
+      <w:proofErr w:type="spellStart"/>
+      <w:r>
+        <w:t>StatsBomb's</w:t>
+      </w:r>
+      <w:proofErr w:type="spellEnd"/>
+      <w:r>
+        <w:t xml:space="preserve"> raw nested JSON into clean tables, and turning match results into the labels every model will be trained on.</w:t>
       </w:r>
     </w:p>
     <w:p>
@@ -105,8 +102,55 @@
         </w:numPr>
         <w:spacing w:after="100"/>
       </w:pPr>
-      <w:r>
-        <w:t>StatsBomb Open Data (github.com/statsbomb/open-data): competitions.json, matches/, lineups/, and events/ files, joined on competition_id, season_id, and match_id.</w:t>
+      <w:proofErr w:type="spellStart"/>
+      <w:r>
+        <w:t>StatsBomb</w:t>
+      </w:r>
+      <w:proofErr w:type="spellEnd"/>
+      <w:r>
+        <w:t xml:space="preserve"> Open Data (github.com/</w:t>
+      </w:r>
+      <w:proofErr w:type="spellStart"/>
+      <w:r>
+        <w:t>statsbomb</w:t>
+      </w:r>
+      <w:proofErr w:type="spellEnd"/>
+      <w:r>
+        <w:t xml:space="preserve">/open-data): </w:t>
+      </w:r>
+      <w:proofErr w:type="spellStart"/>
+      <w:proofErr w:type="gramStart"/>
+      <w:r>
+        <w:t>competitions.json</w:t>
+      </w:r>
+      <w:proofErr w:type="spellEnd"/>
+      <w:proofErr w:type="gramEnd"/>
+      <w:r>
+        <w:t xml:space="preserve">, matches/, lineups/, and events/ files, joined on </w:t>
+      </w:r>
+      <w:proofErr w:type="spellStart"/>
+      <w:r>
+        <w:t>competition_id</w:t>
+      </w:r>
+      <w:proofErr w:type="spellEnd"/>
+      <w:r>
+        <w:t xml:space="preserve">, </w:t>
+      </w:r>
+      <w:proofErr w:type="spellStart"/>
+      <w:r>
+        <w:t>season_id</w:t>
+      </w:r>
+      <w:proofErr w:type="spellEnd"/>
+      <w:r>
+        <w:t xml:space="preserve">, and </w:t>
+      </w:r>
+      <w:proofErr w:type="spellStart"/>
+      <w:r>
+        <w:t>match_id</w:t>
+      </w:r>
+      <w:proofErr w:type="spellEnd"/>
+      <w:r>
+        <w:t>.</w:t>
       </w:r>
     </w:p>
     <w:p>
@@ -119,10 +163,7 @@
         <w:spacing w:after="100"/>
       </w:pPr>
       <w:r>
-        <w:t xml:space="preserve">Retrieved via </w:t>
-      </w:r>
-      <w:r>
-        <w:t>Kaggle website</w:t>
+        <w:t>Retrieved via Kaggle website</w:t>
       </w:r>
     </w:p>
     <w:p>
@@ -161,7 +202,15 @@
         <w:spacing w:after="100"/>
       </w:pPr>
       <w:r>
-        <w:t>Flattens nested StatsBomb fields (e.g. {id, name} objects → name only) and keeps an analysis-ready column subset for matches.</w:t>
+        <w:t xml:space="preserve">Flattens nested </w:t>
+      </w:r>
+      <w:proofErr w:type="spellStart"/>
+      <w:r>
+        <w:t>StatsBomb</w:t>
+      </w:r>
+      <w:proofErr w:type="spellEnd"/>
+      <w:r>
+        <w:t xml:space="preserve"> fields (e.g. {id, name} objects → name only) and keeps an analysis-ready column subset for matches.</w:t>
       </w:r>
     </w:p>
     <w:p>
@@ -174,7 +223,15 @@
         <w:spacing w:after="100"/>
       </w:pPr>
       <w:r>
-        <w:t>Drops and logs every unusable row with a reason: matches missing a final score, matches with no lineups/events file released, malformed JSON, and events whose match_id has no parent match record.</w:t>
+        <w:t xml:space="preserve">Drops and logs every unusable row with a reason: matches missing a final score, matches with no lineups/events file released, malformed JSON, and events whose </w:t>
+      </w:r>
+      <w:proofErr w:type="spellStart"/>
+      <w:r>
+        <w:t>match_id</w:t>
+      </w:r>
+      <w:proofErr w:type="spellEnd"/>
+      <w:r>
+        <w:t xml:space="preserve"> has no parent match record.</w:t>
       </w:r>
     </w:p>
     <w:p>
@@ -187,7 +244,15 @@
         <w:spacing w:after="100"/>
       </w:pPr>
       <w:r>
-        <w:t>Sorts the event stream strictly by (match_id, period, timestamp, index) – the ordering that the later time-t snapshot cut (Section 2) depends on.</w:t>
+        <w:t>Sorts the event stream strictly by (</w:t>
+      </w:r>
+      <w:proofErr w:type="spellStart"/>
+      <w:r>
+        <w:t>match_id</w:t>
+      </w:r>
+      <w:proofErr w:type="spellEnd"/>
+      <w:r>
+        <w:t>, period, timestamp, index) – the ordering that the later time-t snapshot cut (Section 2) depends on.</w:t>
       </w:r>
     </w:p>
     <w:p>
@@ -226,7 +291,23 @@
         <w:spacing w:after="100"/>
       </w:pPr>
       <w:r>
-        <w:t>Derives the match outcome label – Home Win / Draw / Away Win – from home_score vs away_score.</w:t>
+        <w:t xml:space="preserve">Derives the match outcome label – Home Win / Draw / Away Win – from </w:t>
+      </w:r>
+      <w:proofErr w:type="spellStart"/>
+      <w:r>
+        <w:t>home_score</w:t>
+      </w:r>
+      <w:proofErr w:type="spellEnd"/>
+      <w:r>
+        <w:t xml:space="preserve"> vs </w:t>
+      </w:r>
+      <w:proofErr w:type="spellStart"/>
+      <w:r>
+        <w:t>away_score</w:t>
+      </w:r>
+      <w:proofErr w:type="spellEnd"/>
+      <w:r>
+        <w:t>.</w:t>
       </w:r>
     </w:p>
     <w:p>
@@ -252,7 +333,23 @@
         <w:spacing w:after="100"/>
       </w:pPr>
       <w:r>
-        <w:t>Builds the in-play snapshot index: one row per (match_id, snapshot_minute) pair, every 5 minutes from minute 5 to 90, each snapshot inheriting its match's final outcome/margin as its label.</w:t>
+        <w:t>Builds the in-play snapshot index: one row per (</w:t>
+      </w:r>
+      <w:proofErr w:type="spellStart"/>
+      <w:r>
+        <w:t>match_id</w:t>
+      </w:r>
+      <w:proofErr w:type="spellEnd"/>
+      <w:r>
+        <w:t xml:space="preserve">, </w:t>
+      </w:r>
+      <w:proofErr w:type="spellStart"/>
+      <w:r>
+        <w:t>snapshot_minute</w:t>
+      </w:r>
+      <w:proofErr w:type="spellEnd"/>
+      <w:r>
+        <w:t>) pair, every 5 minutes from minute 5 to 90, each snapshot inheriting its match's final outcome/margin as its label.</w:t>
       </w:r>
     </w:p>
     <w:p>
@@ -265,14 +362,27 @@
         <w:spacing w:after="100"/>
       </w:pPr>
       <w:r>
-        <w:t>Writes a formal, written problem definition (problem_definition.json / .md) stating exactly what one training example, its input, and its label are for each of the three tasks:</w:t>
+        <w:t>Writes a formal, written problem definition (</w:t>
+      </w:r>
+      <w:proofErr w:type="spellStart"/>
+      <w:r>
+        <w:t>problem_</w:t>
+      </w:r>
+      <w:proofErr w:type="gramStart"/>
+      <w:r>
+        <w:t>definition.json</w:t>
+      </w:r>
+      <w:proofErr w:type="spellEnd"/>
+      <w:proofErr w:type="gramEnd"/>
+      <w:r>
+        <w:t xml:space="preserve"> / .md) stating exactly what one training example, its input, and its label are for each of the three tasks:</w:t>
       </w:r>
     </w:p>
     <w:p>
       <w:pPr>
         <w:pStyle w:val="ListParagraph"/>
         <w:numPr>
-          <w:ilvl w:val="1"/>
+          <w:ilvl w:val="0"/>
           <w:numId w:val="2"/>
         </w:numPr>
         <w:spacing w:after="100"/>
@@ -285,7 +395,7 @@
       <w:pPr>
         <w:pStyle w:val="ListParagraph"/>
         <w:numPr>
-          <w:ilvl w:val="1"/>
+          <w:ilvl w:val="0"/>
           <w:numId w:val="2"/>
         </w:numPr>
         <w:spacing w:after="100"/>
@@ -298,7 +408,7 @@
       <w:pPr>
         <w:pStyle w:val="ListParagraph"/>
         <w:numPr>
-          <w:ilvl w:val="1"/>
+          <w:ilvl w:val="0"/>
           <w:numId w:val="2"/>
         </w:numPr>
         <w:spacing w:after="100"/>
@@ -306,6 +416,31 @@
       <w:r>
         <w:t>Task L – Model 3 (in-play): 1 row = 1 (match, snapshot minute) pair, label = final match outcome/margin</w:t>
       </w:r>
+    </w:p>
+    <w:p>
+      <w:pPr>
+        <w:spacing w:after="100"/>
+      </w:pPr>
+    </w:p>
+    <w:p>
+      <w:pPr>
+        <w:spacing w:after="100"/>
+      </w:pPr>
+    </w:p>
+    <w:p>
+      <w:pPr>
+        <w:spacing w:after="100"/>
+      </w:pPr>
+    </w:p>
+    <w:p>
+      <w:pPr>
+        <w:spacing w:after="100"/>
+      </w:pPr>
+    </w:p>
+    <w:p>
+      <w:pPr>
+        <w:spacing w:after="100"/>
+      </w:pPr>
     </w:p>
     <w:p>
       <w:pPr>
@@ -317,20 +452,34 @@
           <w:b/>
           <w:bCs/>
         </w:rPr>
+        <w:lastRenderedPageBreak/>
         <w:t>1.4 Verification Run</w:t>
       </w:r>
     </w:p>
     <w:p>
       <w:pPr>
-        <w:spacing w:after="120"/>
-      </w:pPr>
-      <w:r>
-        <w:t>Both scripts were run end-to-end against real StatsBomb data as a correctness check, rather than left untested:</w:t>
-      </w:r>
+        <w:spacing w:after="150"/>
+      </w:pPr>
+      <w:r>
+        <w:t xml:space="preserve">Both scripts were run end-to-end against real </w:t>
+      </w:r>
+      <w:proofErr w:type="spellStart"/>
+      <w:r>
+        <w:t>StatsBomb</w:t>
+      </w:r>
+      <w:proofErr w:type="spellEnd"/>
+      <w:r>
+        <w:t xml:space="preserve"> data as a correctness check, rather than left untested:</w:t>
+      </w:r>
+    </w:p>
+    <w:p>
+      <w:pPr>
+        <w:spacing w:after="200"/>
+      </w:pPr>
     </w:p>
     <w:tbl>
       <w:tblPr>
-        <w:tblW w:w="9000" w:type="dxa"/>
+        <w:tblW w:w="8800" w:type="dxa"/>
         <w:tblBorders>
           <w:top w:val="single" w:sz="4" w:space="0" w:color="auto"/>
           <w:left w:val="single" w:sz="4" w:space="0" w:color="auto"/>
@@ -343,11 +492,11 @@
           <w:left w:w="10" w:type="dxa"/>
           <w:right w:w="10" w:type="dxa"/>
         </w:tblCellMar>
-        <w:tblLook w:val="0000" w:firstRow="0" w:lastRow="0" w:firstColumn="0" w:lastColumn="0" w:noHBand="0" w:noVBand="0"/>
+        <w:tblLook w:val="04A0" w:firstRow="1" w:lastRow="0" w:firstColumn="1" w:lastColumn="0" w:noHBand="0" w:noVBand="1"/>
       </w:tblPr>
       <w:tblGrid>
-        <w:gridCol w:w="4500"/>
-        <w:gridCol w:w="4500"/>
+        <w:gridCol w:w="5800"/>
+        <w:gridCol w:w="3000"/>
       </w:tblGrid>
       <w:tr>
         <w:tblPrEx>
@@ -358,15 +507,20 @@
         </w:tblPrEx>
         <w:tc>
           <w:tcPr>
-            <w:tcW w:w="4500" w:type="dxa"/>
-            <w:shd w:val="clear" w:color="auto" w:fill="1F3864"/>
+            <w:tcW w:w="5800" w:type="dxa"/>
+            <w:shd w:val="clear" w:color="auto" w:fill="D9D9D9"/>
+            <w:tcMar>
+              <w:top w:w="80" w:type="dxa"/>
+              <w:left w:w="100" w:type="dxa"/>
+              <w:bottom w:w="80" w:type="dxa"/>
+              <w:right w:w="100" w:type="dxa"/>
+            </w:tcMar>
           </w:tcPr>
           <w:p>
             <w:r>
               <w:rPr>
                 <w:b/>
                 <w:bCs/>
-                <w:color w:val="FFFFFF"/>
               </w:rPr>
               <w:t>Metric</w:t>
             </w:r>
@@ -374,15 +528,20 @@
         </w:tc>
         <w:tc>
           <w:tcPr>
-            <w:tcW w:w="4500" w:type="dxa"/>
-            <w:shd w:val="clear" w:color="auto" w:fill="1F3864"/>
+            <w:tcW w:w="3000" w:type="dxa"/>
+            <w:shd w:val="clear" w:color="auto" w:fill="D9D9D9"/>
+            <w:tcMar>
+              <w:top w:w="80" w:type="dxa"/>
+              <w:left w:w="100" w:type="dxa"/>
+              <w:bottom w:w="80" w:type="dxa"/>
+              <w:right w:w="100" w:type="dxa"/>
+            </w:tcMar>
           </w:tcPr>
           <w:p>
             <w:r>
               <w:rPr>
                 <w:b/>
                 <w:bCs/>
-                <w:color w:val="FFFFFF"/>
               </w:rPr>
               <w:t>Result</w:t>
             </w:r>
@@ -398,29 +557,32 @@
         </w:tblPrEx>
         <w:tc>
           <w:tcPr>
-            <w:tcW w:w="4500" w:type="dxa"/>
-          </w:tcPr>
-          <w:p>
-            <w:r>
-              <w:rPr>
-                <w:b/>
-                <w:bCs/>
-                <w:color w:val="000000"/>
-              </w:rPr>
-              <w:lastRenderedPageBreak/>
+            <w:tcW w:w="5800" w:type="dxa"/>
+            <w:tcMar>
+              <w:top w:w="80" w:type="dxa"/>
+              <w:left w:w="100" w:type="dxa"/>
+              <w:bottom w:w="80" w:type="dxa"/>
+              <w:right w:w="100" w:type="dxa"/>
+            </w:tcMar>
+          </w:tcPr>
+          <w:p>
+            <w:r>
               <w:t>Competition-seasons discovered</w:t>
             </w:r>
           </w:p>
         </w:tc>
         <w:tc>
           <w:tcPr>
-            <w:tcW w:w="4500" w:type="dxa"/>
-          </w:tcPr>
-          <w:p>
-            <w:r>
-              <w:rPr>
-                <w:color w:val="000000"/>
-              </w:rPr>
+            <w:tcW w:w="3000" w:type="dxa"/>
+            <w:tcMar>
+              <w:top w:w="80" w:type="dxa"/>
+              <w:left w:w="100" w:type="dxa"/>
+              <w:bottom w:w="80" w:type="dxa"/>
+              <w:right w:w="100" w:type="dxa"/>
+            </w:tcMar>
+          </w:tcPr>
+          <w:p>
+            <w:r>
               <w:t>80</w:t>
             </w:r>
           </w:p>
@@ -435,28 +597,32 @@
         </w:tblPrEx>
         <w:tc>
           <w:tcPr>
-            <w:tcW w:w="4500" w:type="dxa"/>
-          </w:tcPr>
-          <w:p>
-            <w:r>
-              <w:rPr>
-                <w:b/>
-                <w:bCs/>
-                <w:color w:val="000000"/>
-              </w:rPr>
+            <w:tcW w:w="5800" w:type="dxa"/>
+            <w:tcMar>
+              <w:top w:w="80" w:type="dxa"/>
+              <w:left w:w="100" w:type="dxa"/>
+              <w:bottom w:w="80" w:type="dxa"/>
+              <w:right w:w="100" w:type="dxa"/>
+            </w:tcMar>
+          </w:tcPr>
+          <w:p>
+            <w:r>
               <w:t>Matches integrated (valid final score)</w:t>
             </w:r>
           </w:p>
         </w:tc>
         <w:tc>
           <w:tcPr>
-            <w:tcW w:w="4500" w:type="dxa"/>
-          </w:tcPr>
-          <w:p>
-            <w:r>
-              <w:rPr>
-                <w:color w:val="000000"/>
-              </w:rPr>
+            <w:tcW w:w="3000" w:type="dxa"/>
+            <w:tcMar>
+              <w:top w:w="80" w:type="dxa"/>
+              <w:left w:w="100" w:type="dxa"/>
+              <w:bottom w:w="80" w:type="dxa"/>
+              <w:right w:w="100" w:type="dxa"/>
+            </w:tcMar>
+          </w:tcPr>
+          <w:p>
+            <w:r>
               <w:t>3,961</w:t>
             </w:r>
           </w:p>
@@ -471,28 +637,32 @@
         </w:tblPrEx>
         <w:tc>
           <w:tcPr>
-            <w:tcW w:w="4500" w:type="dxa"/>
-          </w:tcPr>
-          <w:p>
-            <w:r>
-              <w:rPr>
-                <w:b/>
-                <w:bCs/>
-                <w:color w:val="000000"/>
-              </w:rPr>
+            <w:tcW w:w="5800" w:type="dxa"/>
+            <w:tcMar>
+              <w:top w:w="80" w:type="dxa"/>
+              <w:left w:w="100" w:type="dxa"/>
+              <w:bottom w:w="80" w:type="dxa"/>
+              <w:right w:w="100" w:type="dxa"/>
+            </w:tcMar>
+          </w:tcPr>
+          <w:p>
+            <w:r>
               <w:t>Lineup rows (match × team × player)</w:t>
             </w:r>
           </w:p>
         </w:tc>
         <w:tc>
           <w:tcPr>
-            <w:tcW w:w="4500" w:type="dxa"/>
-          </w:tcPr>
-          <w:p>
-            <w:r>
-              <w:rPr>
-                <w:color w:val="000000"/>
-              </w:rPr>
+            <w:tcW w:w="3000" w:type="dxa"/>
+            <w:tcMar>
+              <w:top w:w="80" w:type="dxa"/>
+              <w:left w:w="100" w:type="dxa"/>
+              <w:bottom w:w="80" w:type="dxa"/>
+              <w:right w:w="100" w:type="dxa"/>
+            </w:tcMar>
+          </w:tcPr>
+          <w:p>
+            <w:r>
               <w:t>152,133</w:t>
             </w:r>
           </w:p>
@@ -507,28 +677,32 @@
         </w:tblPrEx>
         <w:tc>
           <w:tcPr>
-            <w:tcW w:w="4500" w:type="dxa"/>
-          </w:tcPr>
-          <w:p>
-            <w:r>
-              <w:rPr>
-                <w:b/>
-                <w:bCs/>
-                <w:color w:val="000000"/>
-              </w:rPr>
+            <w:tcW w:w="5800" w:type="dxa"/>
+            <w:tcMar>
+              <w:top w:w="80" w:type="dxa"/>
+              <w:left w:w="100" w:type="dxa"/>
+              <w:bottom w:w="80" w:type="dxa"/>
+              <w:right w:w="100" w:type="dxa"/>
+            </w:tcMar>
+          </w:tcPr>
+          <w:p>
+            <w:r>
               <w:t>Demo events processed (UEFA Women's Euro 2022, 31 matches)</w:t>
             </w:r>
           </w:p>
         </w:tc>
         <w:tc>
           <w:tcPr>
-            <w:tcW w:w="4500" w:type="dxa"/>
-          </w:tcPr>
-          <w:p>
-            <w:r>
-              <w:rPr>
-                <w:color w:val="000000"/>
-              </w:rPr>
+            <w:tcW w:w="3000" w:type="dxa"/>
+            <w:tcMar>
+              <w:top w:w="80" w:type="dxa"/>
+              <w:left w:w="100" w:type="dxa"/>
+              <w:bottom w:w="80" w:type="dxa"/>
+              <w:right w:w="100" w:type="dxa"/>
+            </w:tcMar>
+          </w:tcPr>
+          <w:p>
+            <w:r>
               <w:t>105,141</w:t>
             </w:r>
           </w:p>
@@ -543,28 +717,32 @@
         </w:tblPrEx>
         <w:tc>
           <w:tcPr>
-            <w:tcW w:w="4500" w:type="dxa"/>
-          </w:tcPr>
-          <w:p>
-            <w:r>
-              <w:rPr>
-                <w:b/>
-                <w:bCs/>
-                <w:color w:val="000000"/>
-              </w:rPr>
+            <w:tcW w:w="5800" w:type="dxa"/>
+            <w:tcMar>
+              <w:top w:w="80" w:type="dxa"/>
+              <w:left w:w="100" w:type="dxa"/>
+              <w:bottom w:w="80" w:type="dxa"/>
+              <w:right w:w="100" w:type="dxa"/>
+            </w:tcMar>
+          </w:tcPr>
+          <w:p>
+            <w:r>
               <w:t>Outcome label distribution (full match set)</w:t>
             </w:r>
           </w:p>
         </w:tc>
         <w:tc>
           <w:tcPr>
-            <w:tcW w:w="4500" w:type="dxa"/>
-          </w:tcPr>
-          <w:p>
-            <w:r>
-              <w:rPr>
-                <w:color w:val="000000"/>
-              </w:rPr>
+            <w:tcW w:w="3000" w:type="dxa"/>
+            <w:tcMar>
+              <w:top w:w="80" w:type="dxa"/>
+              <w:left w:w="100" w:type="dxa"/>
+              <w:bottom w:w="80" w:type="dxa"/>
+              <w:right w:w="100" w:type="dxa"/>
+            </w:tcMar>
+          </w:tcPr>
+          <w:p>
+            <w:r>
               <w:t>H 44.8% / A 33.0% / D 22.2%</w:t>
             </w:r>
           </w:p>
@@ -579,28 +757,32 @@
         </w:tblPrEx>
         <w:tc>
           <w:tcPr>
-            <w:tcW w:w="4500" w:type="dxa"/>
-          </w:tcPr>
-          <w:p>
-            <w:r>
-              <w:rPr>
-                <w:b/>
-                <w:bCs/>
-                <w:color w:val="000000"/>
-              </w:rPr>
+            <w:tcW w:w="5800" w:type="dxa"/>
+            <w:tcMar>
+              <w:top w:w="80" w:type="dxa"/>
+              <w:left w:w="100" w:type="dxa"/>
+              <w:bottom w:w="80" w:type="dxa"/>
+              <w:right w:w="100" w:type="dxa"/>
+            </w:tcMar>
+          </w:tcPr>
+          <w:p>
+            <w:r>
               <w:t>In-play snapshot rows generated</w:t>
             </w:r>
           </w:p>
         </w:tc>
         <w:tc>
           <w:tcPr>
-            <w:tcW w:w="4500" w:type="dxa"/>
-          </w:tcPr>
-          <w:p>
-            <w:r>
-              <w:rPr>
-                <w:color w:val="000000"/>
-              </w:rPr>
+            <w:tcW w:w="3000" w:type="dxa"/>
+            <w:tcMar>
+              <w:top w:w="80" w:type="dxa"/>
+              <w:left w:w="100" w:type="dxa"/>
+              <w:bottom w:w="80" w:type="dxa"/>
+              <w:right w:w="100" w:type="dxa"/>
+            </w:tcMar>
+          </w:tcPr>
+          <w:p>
+            <w:r>
               <w:t>71,298</w:t>
             </w:r>
           </w:p>
@@ -609,7 +791,7 @@
     </w:tbl>
     <w:p>
       <w:pPr>
-        <w:spacing w:after="120"/>
+        <w:spacing w:before="200" w:after="200"/>
       </w:pPr>
       <w:r>
         <w:rPr>
@@ -622,36 +804,22 @@
     <w:p>
       <w:pPr>
         <w:pStyle w:val="Heading1"/>
-        <w:spacing w:before="360" w:after="160"/>
-      </w:pPr>
-      <w:r>
-        <w:rPr>
-          <w:b/>
-          <w:bCs/>
-          <w:color w:val="1F3864"/>
-        </w:rPr>
-        <w:t>2. Preprocessing and Temporal Splitting</w:t>
-      </w:r>
-    </w:p>
-    <w:p>
-      <w:pPr>
-        <w:spacing w:after="120"/>
-      </w:pPr>
-      <w:r>
-        <w:t>Status: not yet implemented – this is the next stage of the pipeline, planned as follows.</w:t>
-      </w:r>
-    </w:p>
-    <w:p>
-      <w:pPr>
-        <w:pStyle w:val="Heading2"/>
-        <w:spacing w:before="240" w:after="120"/>
+        <w:spacing w:before="300" w:after="150"/>
       </w:pPr>
       <w:r>
         <w:rPr>
           <w:b/>
           <w:bCs/>
         </w:rPr>
-        <w:t>2.1 Preprocessing &amp; Cleaning (planned)</w:t>
+        <w:t>2. Preprocessing and Temporal Splitting</w:t>
+      </w:r>
+    </w:p>
+    <w:p>
+      <w:pPr>
+        <w:spacing w:after="150"/>
+      </w:pPr>
+      <w:r>
+        <w:t>Both stages are now implemented and have been run end-to-end against the full integrated dataset (3,961 matches, 13,911,986 raw events). This section reports the pipeline design and the verification results for each.</w:t>
       </w:r>
     </w:p>
     <w:p>
@@ -664,13 +832,1511 @@
           <w:b/>
           <w:bCs/>
         </w:rPr>
-        <w:t>2.2 Temporal Splitting (planned)</w:t>
-      </w:r>
-    </w:p>
-    <w:p>
-      <w:pPr>
-        <w:spacing w:after="120"/>
-      </w:pPr>
+        <w:t>2.1 Preprocessing &amp; Cleaning (preprocess_clean.py)</w:t>
+      </w:r>
+    </w:p>
+    <w:p>
+      <w:pPr>
+        <w:spacing w:after="150"/>
+      </w:pPr>
+      <w:r>
+        <w:t>This stage takes the raw relational tables from Section 1 and produces clean, flattened, leakage-safe tables ready for feature construction. It does not engineer predictive features – it only cleans, types, flattens, and validates.</w:t>
+      </w:r>
+    </w:p>
+    <w:p>
+      <w:pPr>
+        <w:pStyle w:val="ListParagraph"/>
+        <w:numPr>
+          <w:ilvl w:val="0"/>
+          <w:numId w:val="2"/>
+        </w:numPr>
+        <w:spacing w:after="100"/>
+      </w:pPr>
+      <w:r>
+        <w:t xml:space="preserve">Event flattening: the type-specific </w:t>
+      </w:r>
+      <w:proofErr w:type="spellStart"/>
+      <w:r>
+        <w:t>StatsBomb</w:t>
+      </w:r>
+      <w:proofErr w:type="spellEnd"/>
+      <w:r>
+        <w:t xml:space="preserve"> sub-objects that ingestion still carries as nested </w:t>
+      </w:r>
+      <w:proofErr w:type="spellStart"/>
+      <w:r>
+        <w:t>dicts</w:t>
+      </w:r>
+      <w:proofErr w:type="spellEnd"/>
+      <w:r>
+        <w:t xml:space="preserve"> – pass, shot, carry, duel, </w:t>
+      </w:r>
+      <w:proofErr w:type="spellStart"/>
+      <w:r>
+        <w:t>foul_committed</w:t>
+      </w:r>
+      <w:proofErr w:type="spellEnd"/>
+      <w:r>
+        <w:t xml:space="preserve"> – and the [x, y] location list are expanded into flat scalar columns (e.g. </w:t>
+      </w:r>
+      <w:proofErr w:type="spellStart"/>
+      <w:r>
+        <w:t>pass_recipient</w:t>
+      </w:r>
+      <w:proofErr w:type="spellEnd"/>
+      <w:r>
+        <w:t xml:space="preserve">, </w:t>
+      </w:r>
+      <w:proofErr w:type="spellStart"/>
+      <w:r>
+        <w:t>pass_completed</w:t>
+      </w:r>
+      <w:proofErr w:type="spellEnd"/>
+      <w:r>
+        <w:t xml:space="preserve">, </w:t>
+      </w:r>
+      <w:proofErr w:type="spellStart"/>
+      <w:r>
+        <w:t>shot_outcome</w:t>
+      </w:r>
+      <w:proofErr w:type="spellEnd"/>
+      <w:r>
+        <w:t xml:space="preserve">, </w:t>
+      </w:r>
+      <w:proofErr w:type="spellStart"/>
+      <w:r>
+        <w:t>shot_statsbomb_xg</w:t>
+      </w:r>
+      <w:proofErr w:type="spellEnd"/>
+      <w:r>
+        <w:t xml:space="preserve">, </w:t>
+      </w:r>
+      <w:proofErr w:type="spellStart"/>
+      <w:r>
+        <w:t>loc_x</w:t>
+      </w:r>
+      <w:proofErr w:type="spellEnd"/>
+      <w:r>
+        <w:t xml:space="preserve">, </w:t>
+      </w:r>
+      <w:proofErr w:type="spellStart"/>
+      <w:r>
+        <w:t>loc_y</w:t>
+      </w:r>
+      <w:proofErr w:type="spellEnd"/>
+      <w:r>
+        <w:t xml:space="preserve">, </w:t>
+      </w:r>
+      <w:proofErr w:type="spellStart"/>
+      <w:r>
+        <w:t>is_red_card_event</w:t>
+      </w:r>
+      <w:proofErr w:type="spellEnd"/>
+      <w:r>
+        <w:t>). Row count is asserted unchanged by this step – it only widens columns.</w:t>
+      </w:r>
+    </w:p>
+    <w:p>
+      <w:pPr>
+        <w:pStyle w:val="ListParagraph"/>
+        <w:numPr>
+          <w:ilvl w:val="0"/>
+          <w:numId w:val="2"/>
+        </w:numPr>
+        <w:spacing w:after="100"/>
+      </w:pPr>
+      <w:r>
+        <w:t xml:space="preserve">Duplicate removal: exact duplicate events (same </w:t>
+      </w:r>
+      <w:proofErr w:type="spellStart"/>
+      <w:r>
+        <w:t>match_id</w:t>
+      </w:r>
+      <w:proofErr w:type="spellEnd"/>
+      <w:r>
+        <w:t xml:space="preserve"> + event id) are dropped and logged; the same check is applied to lineup rows (same </w:t>
+      </w:r>
+      <w:proofErr w:type="spellStart"/>
+      <w:r>
+        <w:t>match_id</w:t>
+      </w:r>
+      <w:proofErr w:type="spellEnd"/>
+      <w:r>
+        <w:t xml:space="preserve"> + </w:t>
+      </w:r>
+      <w:proofErr w:type="spellStart"/>
+      <w:r>
+        <w:t>team_id</w:t>
+      </w:r>
+      <w:proofErr w:type="spellEnd"/>
+      <w:r>
+        <w:t xml:space="preserve"> + </w:t>
+      </w:r>
+      <w:proofErr w:type="spellStart"/>
+      <w:r>
+        <w:t>player_id</w:t>
+      </w:r>
+      <w:proofErr w:type="spellEnd"/>
+      <w:r>
+        <w:t>).</w:t>
+      </w:r>
+    </w:p>
+    <w:p>
+      <w:pPr>
+        <w:pStyle w:val="ListParagraph"/>
+        <w:numPr>
+          <w:ilvl w:val="0"/>
+          <w:numId w:val="2"/>
+        </w:numPr>
+        <w:spacing w:after="100"/>
+      </w:pPr>
+      <w:r>
+        <w:t xml:space="preserve">Time validation: rows with an </w:t>
+      </w:r>
+      <w:proofErr w:type="spellStart"/>
+      <w:r>
+        <w:t>unparseable</w:t>
+      </w:r>
+      <w:proofErr w:type="spellEnd"/>
+      <w:r>
+        <w:t xml:space="preserve"> minute are dropped; pitch coordinates outside the valid 120×80 surface </w:t>
+      </w:r>
+      <w:proofErr w:type="gramStart"/>
+      <w:r>
+        <w:t>are</w:t>
+      </w:r>
+      <w:proofErr w:type="gramEnd"/>
+      <w:r>
+        <w:t xml:space="preserve"> clamped rather than dropped, and logged as sensor/annotation noise.</w:t>
+      </w:r>
+    </w:p>
+    <w:p>
+      <w:pPr>
+        <w:pStyle w:val="ListParagraph"/>
+        <w:numPr>
+          <w:ilvl w:val="0"/>
+          <w:numId w:val="2"/>
+        </w:numPr>
+        <w:spacing w:after="100"/>
+      </w:pPr>
+      <w:r>
+        <w:t>Shootout flagging: penalty-shootout events (</w:t>
+      </w:r>
+      <w:proofErr w:type="spellStart"/>
+      <w:r>
+        <w:t>StatsBomb</w:t>
+      </w:r>
+      <w:proofErr w:type="spellEnd"/>
+      <w:r>
+        <w:t xml:space="preserve"> period = 5) are flagged via an </w:t>
+      </w:r>
+      <w:proofErr w:type="spellStart"/>
+      <w:r>
+        <w:t>is_shootout_event</w:t>
+      </w:r>
+      <w:proofErr w:type="spellEnd"/>
+      <w:r>
+        <w:t xml:space="preserve"> column rather than silently dropped, since a shootout follows a different statistical process than run-of-play and must be excluded explicitly at feature-construction time for Model 3.</w:t>
+      </w:r>
+    </w:p>
+    <w:p>
+      <w:pPr>
+        <w:pStyle w:val="ListParagraph"/>
+        <w:numPr>
+          <w:ilvl w:val="0"/>
+          <w:numId w:val="2"/>
+        </w:numPr>
+        <w:spacing w:after="100"/>
+      </w:pPr>
+      <w:r>
+        <w:t xml:space="preserve">Match/lineup validation: matches with </w:t>
+      </w:r>
+      <w:proofErr w:type="spellStart"/>
+      <w:r>
+        <w:t>home_team_id</w:t>
+      </w:r>
+      <w:proofErr w:type="spellEnd"/>
+      <w:r>
+        <w:t xml:space="preserve"> == </w:t>
+      </w:r>
+      <w:proofErr w:type="spellStart"/>
+      <w:r>
+        <w:t>away_team_id</w:t>
+      </w:r>
+      <w:proofErr w:type="spellEnd"/>
+      <w:r>
+        <w:t xml:space="preserve"> or a missing </w:t>
+      </w:r>
+      <w:proofErr w:type="spellStart"/>
+      <w:r>
+        <w:t>match_date</w:t>
+      </w:r>
+      <w:proofErr w:type="spellEnd"/>
+      <w:r>
+        <w:t xml:space="preserve"> are dropped as data-quality errors; snapshot rows whose parent match did not survive cleaning are dropped as orphans.</w:t>
+      </w:r>
+    </w:p>
+    <w:p>
+      <w:pPr>
+        <w:pStyle w:val="ListParagraph"/>
+        <w:numPr>
+          <w:ilvl w:val="0"/>
+          <w:numId w:val="2"/>
+        </w:numPr>
+        <w:spacing w:after="100"/>
+      </w:pPr>
+      <w:r>
+        <w:t>Engineering note: because the full event table is tens of millions of rows, this stage processes events.csv in fixed-size chunks (50,000 rows at a time), writing each cleaned chunk to disk immediately rather than holding the full table in memory – this keeps peak memory flat regardless of dataset size and was necessary to run the stage successfully within the group's available RAM.</w:t>
+      </w:r>
+    </w:p>
+    <w:p>
+      <w:pPr>
+        <w:pStyle w:val="ListParagraph"/>
+        <w:numPr>
+          <w:ilvl w:val="0"/>
+          <w:numId w:val="2"/>
+        </w:numPr>
+        <w:spacing w:after="100"/>
+      </w:pPr>
+      <w:r>
+        <w:t>Output: events_clean.csv, lineups_clean.csv, matches_clean.csv, snapshot_index_clean.csv.</w:t>
+      </w:r>
+    </w:p>
+    <w:p>
+      <w:pPr>
+        <w:spacing w:after="100"/>
+      </w:pPr>
+    </w:p>
+    <w:p>
+      <w:pPr>
+        <w:spacing w:after="100"/>
+      </w:pPr>
+    </w:p>
+    <w:p>
+      <w:pPr>
+        <w:spacing w:after="150"/>
+      </w:pPr>
+      <w:r>
+        <w:lastRenderedPageBreak/>
+        <w:t xml:space="preserve">Verification </w:t>
+      </w:r>
+      <w:proofErr w:type="gramStart"/>
+      <w:r>
+        <w:t>run</w:t>
+      </w:r>
+      <w:proofErr w:type="gramEnd"/>
+      <w:r>
+        <w:t xml:space="preserve"> (full dataset):</w:t>
+      </w:r>
+    </w:p>
+    <w:tbl>
+      <w:tblPr>
+        <w:tblW w:w="8800" w:type="dxa"/>
+        <w:tblBorders>
+          <w:top w:val="single" w:sz="4" w:space="0" w:color="auto"/>
+          <w:left w:val="single" w:sz="4" w:space="0" w:color="auto"/>
+          <w:bottom w:val="single" w:sz="4" w:space="0" w:color="auto"/>
+          <w:right w:val="single" w:sz="4" w:space="0" w:color="auto"/>
+          <w:insideH w:val="single" w:sz="4" w:space="0" w:color="auto"/>
+          <w:insideV w:val="single" w:sz="4" w:space="0" w:color="auto"/>
+        </w:tblBorders>
+        <w:tblCellMar>
+          <w:left w:w="10" w:type="dxa"/>
+          <w:right w:w="10" w:type="dxa"/>
+        </w:tblCellMar>
+        <w:tblLook w:val="04A0" w:firstRow="1" w:lastRow="0" w:firstColumn="1" w:lastColumn="0" w:noHBand="0" w:noVBand="1"/>
+      </w:tblPr>
+      <w:tblGrid>
+        <w:gridCol w:w="5800"/>
+        <w:gridCol w:w="3000"/>
+      </w:tblGrid>
+      <w:tr>
+        <w:tblPrEx>
+          <w:tblCellMar>
+            <w:top w:w="0" w:type="dxa"/>
+            <w:bottom w:w="0" w:type="dxa"/>
+          </w:tblCellMar>
+        </w:tblPrEx>
+        <w:tc>
+          <w:tcPr>
+            <w:tcW w:w="5800" w:type="dxa"/>
+            <w:shd w:val="clear" w:color="auto" w:fill="D9D9D9"/>
+            <w:tcMar>
+              <w:top w:w="80" w:type="dxa"/>
+              <w:left w:w="100" w:type="dxa"/>
+              <w:bottom w:w="80" w:type="dxa"/>
+              <w:right w:w="100" w:type="dxa"/>
+            </w:tcMar>
+          </w:tcPr>
+          <w:p>
+            <w:r>
+              <w:rPr>
+                <w:b/>
+                <w:bCs/>
+              </w:rPr>
+              <w:t>Metric</w:t>
+            </w:r>
+          </w:p>
+        </w:tc>
+        <w:tc>
+          <w:tcPr>
+            <w:tcW w:w="3000" w:type="dxa"/>
+            <w:shd w:val="clear" w:color="auto" w:fill="D9D9D9"/>
+            <w:tcMar>
+              <w:top w:w="80" w:type="dxa"/>
+              <w:left w:w="100" w:type="dxa"/>
+              <w:bottom w:w="80" w:type="dxa"/>
+              <w:right w:w="100" w:type="dxa"/>
+            </w:tcMar>
+          </w:tcPr>
+          <w:p>
+            <w:r>
+              <w:rPr>
+                <w:b/>
+                <w:bCs/>
+              </w:rPr>
+              <w:t>Result</w:t>
+            </w:r>
+          </w:p>
+        </w:tc>
+      </w:tr>
+      <w:tr>
+        <w:tblPrEx>
+          <w:tblCellMar>
+            <w:top w:w="0" w:type="dxa"/>
+            <w:bottom w:w="0" w:type="dxa"/>
+          </w:tblCellMar>
+        </w:tblPrEx>
+        <w:tc>
+          <w:tcPr>
+            <w:tcW w:w="5800" w:type="dxa"/>
+            <w:tcMar>
+              <w:top w:w="80" w:type="dxa"/>
+              <w:left w:w="100" w:type="dxa"/>
+              <w:bottom w:w="80" w:type="dxa"/>
+              <w:right w:w="100" w:type="dxa"/>
+            </w:tcMar>
+          </w:tcPr>
+          <w:p>
+            <w:r>
+              <w:t>Raw events processed</w:t>
+            </w:r>
+          </w:p>
+        </w:tc>
+        <w:tc>
+          <w:tcPr>
+            <w:tcW w:w="3000" w:type="dxa"/>
+            <w:tcMar>
+              <w:top w:w="80" w:type="dxa"/>
+              <w:left w:w="100" w:type="dxa"/>
+              <w:bottom w:w="80" w:type="dxa"/>
+              <w:right w:w="100" w:type="dxa"/>
+            </w:tcMar>
+          </w:tcPr>
+          <w:p>
+            <w:r>
+              <w:t>13,911,986</w:t>
+            </w:r>
+          </w:p>
+        </w:tc>
+      </w:tr>
+      <w:tr>
+        <w:tblPrEx>
+          <w:tblCellMar>
+            <w:top w:w="0" w:type="dxa"/>
+            <w:bottom w:w="0" w:type="dxa"/>
+          </w:tblCellMar>
+        </w:tblPrEx>
+        <w:tc>
+          <w:tcPr>
+            <w:tcW w:w="5800" w:type="dxa"/>
+            <w:tcMar>
+              <w:top w:w="80" w:type="dxa"/>
+              <w:left w:w="100" w:type="dxa"/>
+              <w:bottom w:w="80" w:type="dxa"/>
+              <w:right w:w="100" w:type="dxa"/>
+            </w:tcMar>
+          </w:tcPr>
+          <w:p>
+            <w:r>
+              <w:t>Events retained after cleaning</w:t>
+            </w:r>
+          </w:p>
+        </w:tc>
+        <w:tc>
+          <w:tcPr>
+            <w:tcW w:w="3000" w:type="dxa"/>
+            <w:tcMar>
+              <w:top w:w="80" w:type="dxa"/>
+              <w:left w:w="100" w:type="dxa"/>
+              <w:bottom w:w="80" w:type="dxa"/>
+              <w:right w:w="100" w:type="dxa"/>
+            </w:tcMar>
+          </w:tcPr>
+          <w:p>
+            <w:r>
+              <w:t>13,911,986 (0 dropped)</w:t>
+            </w:r>
+          </w:p>
+        </w:tc>
+      </w:tr>
+      <w:tr>
+        <w:tblPrEx>
+          <w:tblCellMar>
+            <w:top w:w="0" w:type="dxa"/>
+            <w:bottom w:w="0" w:type="dxa"/>
+          </w:tblCellMar>
+        </w:tblPrEx>
+        <w:tc>
+          <w:tcPr>
+            <w:tcW w:w="5800" w:type="dxa"/>
+            <w:tcMar>
+              <w:top w:w="80" w:type="dxa"/>
+              <w:left w:w="100" w:type="dxa"/>
+              <w:bottom w:w="80" w:type="dxa"/>
+              <w:right w:w="100" w:type="dxa"/>
+            </w:tcMar>
+          </w:tcPr>
+          <w:p>
+            <w:r>
+              <w:t>Duplicate events dropped</w:t>
+            </w:r>
+          </w:p>
+        </w:tc>
+        <w:tc>
+          <w:tcPr>
+            <w:tcW w:w="3000" w:type="dxa"/>
+            <w:tcMar>
+              <w:top w:w="80" w:type="dxa"/>
+              <w:left w:w="100" w:type="dxa"/>
+              <w:bottom w:w="80" w:type="dxa"/>
+              <w:right w:w="100" w:type="dxa"/>
+            </w:tcMar>
+          </w:tcPr>
+          <w:p>
+            <w:r>
+              <w:t>0</w:t>
+            </w:r>
+          </w:p>
+        </w:tc>
+      </w:tr>
+      <w:tr>
+        <w:tblPrEx>
+          <w:tblCellMar>
+            <w:top w:w="0" w:type="dxa"/>
+            <w:bottom w:w="0" w:type="dxa"/>
+          </w:tblCellMar>
+        </w:tblPrEx>
+        <w:tc>
+          <w:tcPr>
+            <w:tcW w:w="5800" w:type="dxa"/>
+            <w:tcMar>
+              <w:top w:w="80" w:type="dxa"/>
+              <w:left w:w="100" w:type="dxa"/>
+              <w:bottom w:w="80" w:type="dxa"/>
+              <w:right w:w="100" w:type="dxa"/>
+            </w:tcMar>
+          </w:tcPr>
+          <w:p>
+            <w:r>
+              <w:t xml:space="preserve">Events with </w:t>
+            </w:r>
+            <w:proofErr w:type="spellStart"/>
+            <w:r>
+              <w:t>unparseable</w:t>
+            </w:r>
+            <w:proofErr w:type="spellEnd"/>
+            <w:r>
+              <w:t xml:space="preserve"> time dropped</w:t>
+            </w:r>
+          </w:p>
+        </w:tc>
+        <w:tc>
+          <w:tcPr>
+            <w:tcW w:w="3000" w:type="dxa"/>
+            <w:tcMar>
+              <w:top w:w="80" w:type="dxa"/>
+              <w:left w:w="100" w:type="dxa"/>
+              <w:bottom w:w="80" w:type="dxa"/>
+              <w:right w:w="100" w:type="dxa"/>
+            </w:tcMar>
+          </w:tcPr>
+          <w:p>
+            <w:r>
+              <w:t>0</w:t>
+            </w:r>
+          </w:p>
+        </w:tc>
+      </w:tr>
+      <w:tr>
+        <w:tblPrEx>
+          <w:tblCellMar>
+            <w:top w:w="0" w:type="dxa"/>
+            <w:bottom w:w="0" w:type="dxa"/>
+          </w:tblCellMar>
+        </w:tblPrEx>
+        <w:tc>
+          <w:tcPr>
+            <w:tcW w:w="5800" w:type="dxa"/>
+            <w:tcMar>
+              <w:top w:w="80" w:type="dxa"/>
+              <w:left w:w="100" w:type="dxa"/>
+              <w:bottom w:w="80" w:type="dxa"/>
+              <w:right w:w="100" w:type="dxa"/>
+            </w:tcMar>
+          </w:tcPr>
+          <w:p>
+            <w:r>
+              <w:t>Penalty-shootout events flagged (not dropped)</w:t>
+            </w:r>
+          </w:p>
+        </w:tc>
+        <w:tc>
+          <w:tcPr>
+            <w:tcW w:w="3000" w:type="dxa"/>
+            <w:tcMar>
+              <w:top w:w="80" w:type="dxa"/>
+              <w:left w:w="100" w:type="dxa"/>
+              <w:bottom w:w="80" w:type="dxa"/>
+              <w:right w:w="100" w:type="dxa"/>
+            </w:tcMar>
+          </w:tcPr>
+          <w:p>
+            <w:r>
+              <w:t>876</w:t>
+            </w:r>
+          </w:p>
+        </w:tc>
+      </w:tr>
+      <w:tr>
+        <w:tblPrEx>
+          <w:tblCellMar>
+            <w:top w:w="0" w:type="dxa"/>
+            <w:bottom w:w="0" w:type="dxa"/>
+          </w:tblCellMar>
+        </w:tblPrEx>
+        <w:tc>
+          <w:tcPr>
+            <w:tcW w:w="5800" w:type="dxa"/>
+            <w:tcMar>
+              <w:top w:w="80" w:type="dxa"/>
+              <w:left w:w="100" w:type="dxa"/>
+              <w:bottom w:w="80" w:type="dxa"/>
+              <w:right w:w="100" w:type="dxa"/>
+            </w:tcMar>
+          </w:tcPr>
+          <w:p>
+            <w:r>
+              <w:t>Out-of-bounds pitch coordinates clamped</w:t>
+            </w:r>
+          </w:p>
+        </w:tc>
+        <w:tc>
+          <w:tcPr>
+            <w:tcW w:w="3000" w:type="dxa"/>
+            <w:tcMar>
+              <w:top w:w="80" w:type="dxa"/>
+              <w:left w:w="100" w:type="dxa"/>
+              <w:bottom w:w="80" w:type="dxa"/>
+              <w:right w:w="100" w:type="dxa"/>
+            </w:tcMar>
+          </w:tcPr>
+          <w:p>
+            <w:r>
+              <w:t>368</w:t>
+            </w:r>
+          </w:p>
+        </w:tc>
+      </w:tr>
+      <w:tr>
+        <w:tblPrEx>
+          <w:tblCellMar>
+            <w:top w:w="0" w:type="dxa"/>
+            <w:bottom w:w="0" w:type="dxa"/>
+          </w:tblCellMar>
+        </w:tblPrEx>
+        <w:tc>
+          <w:tcPr>
+            <w:tcW w:w="5800" w:type="dxa"/>
+            <w:tcMar>
+              <w:top w:w="80" w:type="dxa"/>
+              <w:left w:w="100" w:type="dxa"/>
+              <w:bottom w:w="80" w:type="dxa"/>
+              <w:right w:w="100" w:type="dxa"/>
+            </w:tcMar>
+          </w:tcPr>
+          <w:p>
+            <w:r>
+              <w:t>Lineup rows retained</w:t>
+            </w:r>
+          </w:p>
+        </w:tc>
+        <w:tc>
+          <w:tcPr>
+            <w:tcW w:w="3000" w:type="dxa"/>
+            <w:tcMar>
+              <w:top w:w="80" w:type="dxa"/>
+              <w:left w:w="100" w:type="dxa"/>
+              <w:bottom w:w="80" w:type="dxa"/>
+              <w:right w:w="100" w:type="dxa"/>
+            </w:tcMar>
+          </w:tcPr>
+          <w:p>
+            <w:r>
+              <w:t>152,133 (0 dropped)</w:t>
+            </w:r>
+          </w:p>
+        </w:tc>
+      </w:tr>
+      <w:tr>
+        <w:tblPrEx>
+          <w:tblCellMar>
+            <w:top w:w="0" w:type="dxa"/>
+            <w:bottom w:w="0" w:type="dxa"/>
+          </w:tblCellMar>
+        </w:tblPrEx>
+        <w:tc>
+          <w:tcPr>
+            <w:tcW w:w="5800" w:type="dxa"/>
+            <w:tcMar>
+              <w:top w:w="80" w:type="dxa"/>
+              <w:left w:w="100" w:type="dxa"/>
+              <w:bottom w:w="80" w:type="dxa"/>
+              <w:right w:w="100" w:type="dxa"/>
+            </w:tcMar>
+          </w:tcPr>
+          <w:p>
+            <w:r>
+              <w:t>Matches retained after cleaning</w:t>
+            </w:r>
+          </w:p>
+        </w:tc>
+        <w:tc>
+          <w:tcPr>
+            <w:tcW w:w="3000" w:type="dxa"/>
+            <w:tcMar>
+              <w:top w:w="80" w:type="dxa"/>
+              <w:left w:w="100" w:type="dxa"/>
+              <w:bottom w:w="80" w:type="dxa"/>
+              <w:right w:w="100" w:type="dxa"/>
+            </w:tcMar>
+          </w:tcPr>
+          <w:p>
+            <w:r>
+              <w:t>3,961 (0 dropped)</w:t>
+            </w:r>
+          </w:p>
+        </w:tc>
+      </w:tr>
+      <w:tr>
+        <w:tblPrEx>
+          <w:tblCellMar>
+            <w:top w:w="0" w:type="dxa"/>
+            <w:bottom w:w="0" w:type="dxa"/>
+          </w:tblCellMar>
+        </w:tblPrEx>
+        <w:tc>
+          <w:tcPr>
+            <w:tcW w:w="5800" w:type="dxa"/>
+            <w:tcMar>
+              <w:top w:w="80" w:type="dxa"/>
+              <w:left w:w="100" w:type="dxa"/>
+              <w:bottom w:w="80" w:type="dxa"/>
+              <w:right w:w="100" w:type="dxa"/>
+            </w:tcMar>
+          </w:tcPr>
+          <w:p>
+            <w:r>
+              <w:t>Snapshot rows retained (0 orphaned)</w:t>
+            </w:r>
+          </w:p>
+        </w:tc>
+        <w:tc>
+          <w:tcPr>
+            <w:tcW w:w="3000" w:type="dxa"/>
+            <w:tcMar>
+              <w:top w:w="80" w:type="dxa"/>
+              <w:left w:w="100" w:type="dxa"/>
+              <w:bottom w:w="80" w:type="dxa"/>
+              <w:right w:w="100" w:type="dxa"/>
+            </w:tcMar>
+          </w:tcPr>
+          <w:p>
+            <w:r>
+              <w:t>71,298</w:t>
+            </w:r>
+          </w:p>
+        </w:tc>
+      </w:tr>
+      <w:tr>
+        <w:tblPrEx>
+          <w:tblCellMar>
+            <w:top w:w="0" w:type="dxa"/>
+            <w:bottom w:w="0" w:type="dxa"/>
+          </w:tblCellMar>
+        </w:tblPrEx>
+        <w:tc>
+          <w:tcPr>
+            <w:tcW w:w="5800" w:type="dxa"/>
+            <w:tcMar>
+              <w:top w:w="80" w:type="dxa"/>
+              <w:left w:w="100" w:type="dxa"/>
+              <w:bottom w:w="80" w:type="dxa"/>
+              <w:right w:w="100" w:type="dxa"/>
+            </w:tcMar>
+          </w:tcPr>
+          <w:p>
+            <w:r>
+              <w:t>Total processing time (chunked, 50k rows/chunk)</w:t>
+            </w:r>
+          </w:p>
+        </w:tc>
+        <w:tc>
+          <w:tcPr>
+            <w:tcW w:w="3000" w:type="dxa"/>
+            <w:tcMar>
+              <w:top w:w="80" w:type="dxa"/>
+              <w:left w:w="100" w:type="dxa"/>
+              <w:bottom w:w="80" w:type="dxa"/>
+              <w:right w:w="100" w:type="dxa"/>
+            </w:tcMar>
+          </w:tcPr>
+          <w:p>
+            <w:r>
+              <w:t>≈524 seconds (≈8.7 min)</w:t>
+            </w:r>
+          </w:p>
+        </w:tc>
+      </w:tr>
+    </w:tbl>
+    <w:p>
+      <w:pPr>
+        <w:spacing w:before="200" w:after="200"/>
+      </w:pPr>
+      <w:r>
+        <w:rPr>
+          <w:i/>
+          <w:iCs/>
+        </w:rPr>
+        <w:t>No events, matches, or snapshots were lost during cleaning on this run; the 876 shootout and 368 out-of-bounds cases are flagged/corrected rather than discarded, and are documented here as real, expected imperfections in raw event data rather than pipeline defects.</w:t>
+      </w:r>
+    </w:p>
+    <w:p>
+      <w:pPr>
+        <w:pStyle w:val="Heading2"/>
+        <w:spacing w:before="240" w:after="120"/>
+      </w:pPr>
+      <w:r>
+        <w:rPr>
+          <w:b/>
+          <w:bCs/>
+        </w:rPr>
+        <w:t>2.2 Temporal Splitting (temporal_split.py)</w:t>
+      </w:r>
+    </w:p>
+    <w:p>
+      <w:pPr>
+        <w:spacing w:after="150"/>
+      </w:pPr>
+      <w:r>
+        <w:t xml:space="preserve">This stage assigns every match – and, by inheritance, every in-play snapshot of that match – to a train, validation, or test split. The split is chronological by </w:t>
+      </w:r>
+      <w:proofErr w:type="spellStart"/>
+      <w:r>
+        <w:t>match_date</w:t>
+      </w:r>
+      <w:proofErr w:type="spellEnd"/>
+      <w:r>
+        <w:t>, not a random shuffle, and it is computed once at the match level so that no snapshot of a given match can end up on both sides of the split.</w:t>
+      </w:r>
+    </w:p>
+    <w:p>
+      <w:pPr>
+        <w:pStyle w:val="ListParagraph"/>
+        <w:numPr>
+          <w:ilvl w:val="0"/>
+          <w:numId w:val="2"/>
+        </w:numPr>
+        <w:spacing w:after="100"/>
+      </w:pPr>
+      <w:r>
+        <w:t xml:space="preserve">Split boundaries are chosen from the quantiles of </w:t>
+      </w:r>
+      <w:proofErr w:type="spellStart"/>
+      <w:r>
+        <w:t>match_date</w:t>
+      </w:r>
+      <w:proofErr w:type="spellEnd"/>
+      <w:r>
+        <w:t xml:space="preserve"> (70% train / 15% </w:t>
+      </w:r>
+      <w:proofErr w:type="spellStart"/>
+      <w:r>
+        <w:t>val</w:t>
+      </w:r>
+      <w:proofErr w:type="spellEnd"/>
+      <w:r>
+        <w:t xml:space="preserve"> / 15% test) rather than a fixed calendar date, so the split stays proportionate regardless of which competitions and seasons were selected in Section 1.</w:t>
+      </w:r>
+    </w:p>
+    <w:p>
+      <w:pPr>
+        <w:pStyle w:val="ListParagraph"/>
+        <w:numPr>
+          <w:ilvl w:val="0"/>
+          <w:numId w:val="2"/>
+        </w:numPr>
+        <w:spacing w:after="100"/>
+      </w:pPr>
+      <w:r>
+        <w:t xml:space="preserve">Every match is assigned exactly one split label; a hard chronology check verifies the last train-set date is not later than the first </w:t>
+      </w:r>
+      <w:proofErr w:type="spellStart"/>
+      <w:r>
+        <w:t>val</w:t>
+      </w:r>
+      <w:proofErr w:type="spellEnd"/>
+      <w:r>
+        <w:t xml:space="preserve">-set date, and the last </w:t>
+      </w:r>
+      <w:proofErr w:type="spellStart"/>
+      <w:r>
+        <w:t>val</w:t>
+      </w:r>
+      <w:proofErr w:type="spellEnd"/>
+      <w:r>
+        <w:t>-set date is not later than the first test-set date. The run raises an error rather than proceeding if this check fails.</w:t>
+      </w:r>
+    </w:p>
+    <w:p>
+      <w:pPr>
+        <w:pStyle w:val="ListParagraph"/>
+        <w:numPr>
+          <w:ilvl w:val="0"/>
+          <w:numId w:val="2"/>
+        </w:numPr>
+        <w:spacing w:after="100"/>
+      </w:pPr>
+      <w:r>
+        <w:t xml:space="preserve">Every in-play snapshot inherits its parent match's split label via a join on </w:t>
+      </w:r>
+      <w:proofErr w:type="spellStart"/>
+      <w:r>
+        <w:t>match_id</w:t>
+      </w:r>
+      <w:proofErr w:type="spellEnd"/>
+      <w:r>
+        <w:t xml:space="preserve">. A second hard check verifies that no single </w:t>
+      </w:r>
+      <w:proofErr w:type="spellStart"/>
+      <w:r>
+        <w:t>match_id</w:t>
+      </w:r>
+      <w:proofErr w:type="spellEnd"/>
+      <w:r>
+        <w:t xml:space="preserve"> has snapshots spread across more than one split – this is the mechanism that structurally prevents the within-match-correlation leakage described in Section 3 of the project brief.</w:t>
+      </w:r>
+    </w:p>
+    <w:p>
+      <w:pPr>
+        <w:pStyle w:val="ListParagraph"/>
+        <w:numPr>
+          <w:ilvl w:val="0"/>
+          <w:numId w:val="2"/>
+        </w:numPr>
+        <w:spacing w:after="100"/>
+      </w:pPr>
+      <w:r>
+        <w:t>The outcome-class distribution (H/D/A) is reported per split, not rebalanced, so that any distribution shift introduced by chronological splitting is visible and can be discussed honestly rather than hidden.</w:t>
+      </w:r>
+    </w:p>
+    <w:p>
+      <w:pPr>
+        <w:pStyle w:val="ListParagraph"/>
+        <w:numPr>
+          <w:ilvl w:val="0"/>
+          <w:numId w:val="2"/>
+        </w:numPr>
+        <w:spacing w:after="100"/>
+      </w:pPr>
+      <w:r>
+        <w:t xml:space="preserve">Output: matches_split.csv, snapshot_index_split.csv, and a </w:t>
+      </w:r>
+      <w:proofErr w:type="spellStart"/>
+      <w:r>
+        <w:t>split_</w:t>
+      </w:r>
+      <w:proofErr w:type="gramStart"/>
+      <w:r>
+        <w:t>manifest.json</w:t>
+      </w:r>
+      <w:proofErr w:type="spellEnd"/>
+      <w:proofErr w:type="gramEnd"/>
+      <w:r>
+        <w:t xml:space="preserve"> recording the exact boundary dates and row counts per split for auditability.</w:t>
+      </w:r>
+    </w:p>
+    <w:p>
+      <w:pPr>
+        <w:spacing w:after="150"/>
+      </w:pPr>
+      <w:r>
+        <w:t xml:space="preserve">Verification </w:t>
+      </w:r>
+      <w:proofErr w:type="gramStart"/>
+      <w:r>
+        <w:t>run</w:t>
+      </w:r>
+      <w:proofErr w:type="gramEnd"/>
+      <w:r>
+        <w:t xml:space="preserve"> (full dataset):</w:t>
+      </w:r>
+    </w:p>
+    <w:tbl>
+      <w:tblPr>
+        <w:tblW w:w="8800" w:type="dxa"/>
+        <w:tblBorders>
+          <w:top w:val="single" w:sz="4" w:space="0" w:color="auto"/>
+          <w:left w:val="single" w:sz="4" w:space="0" w:color="auto"/>
+          <w:bottom w:val="single" w:sz="4" w:space="0" w:color="auto"/>
+          <w:right w:val="single" w:sz="4" w:space="0" w:color="auto"/>
+          <w:insideH w:val="single" w:sz="4" w:space="0" w:color="auto"/>
+          <w:insideV w:val="single" w:sz="4" w:space="0" w:color="auto"/>
+        </w:tblBorders>
+        <w:tblCellMar>
+          <w:left w:w="10" w:type="dxa"/>
+          <w:right w:w="10" w:type="dxa"/>
+        </w:tblCellMar>
+        <w:tblLook w:val="04A0" w:firstRow="1" w:lastRow="0" w:firstColumn="1" w:lastColumn="0" w:noHBand="0" w:noVBand="1"/>
+      </w:tblPr>
+      <w:tblGrid>
+        <w:gridCol w:w="5800"/>
+        <w:gridCol w:w="3000"/>
+      </w:tblGrid>
+      <w:tr>
+        <w:tblPrEx>
+          <w:tblCellMar>
+            <w:top w:w="0" w:type="dxa"/>
+            <w:bottom w:w="0" w:type="dxa"/>
+          </w:tblCellMar>
+        </w:tblPrEx>
+        <w:tc>
+          <w:tcPr>
+            <w:tcW w:w="5800" w:type="dxa"/>
+            <w:shd w:val="clear" w:color="auto" w:fill="D9D9D9"/>
+            <w:tcMar>
+              <w:top w:w="80" w:type="dxa"/>
+              <w:left w:w="100" w:type="dxa"/>
+              <w:bottom w:w="80" w:type="dxa"/>
+              <w:right w:w="100" w:type="dxa"/>
+            </w:tcMar>
+          </w:tcPr>
+          <w:p>
+            <w:r>
+              <w:rPr>
+                <w:b/>
+                <w:bCs/>
+              </w:rPr>
+              <w:t>Metric</w:t>
+            </w:r>
+          </w:p>
+        </w:tc>
+        <w:tc>
+          <w:tcPr>
+            <w:tcW w:w="3000" w:type="dxa"/>
+            <w:shd w:val="clear" w:color="auto" w:fill="D9D9D9"/>
+            <w:tcMar>
+              <w:top w:w="80" w:type="dxa"/>
+              <w:left w:w="100" w:type="dxa"/>
+              <w:bottom w:w="80" w:type="dxa"/>
+              <w:right w:w="100" w:type="dxa"/>
+            </w:tcMar>
+          </w:tcPr>
+          <w:p>
+            <w:r>
+              <w:rPr>
+                <w:b/>
+                <w:bCs/>
+              </w:rPr>
+              <w:t>Result</w:t>
+            </w:r>
+          </w:p>
+        </w:tc>
+      </w:tr>
+      <w:tr>
+        <w:tblPrEx>
+          <w:tblCellMar>
+            <w:top w:w="0" w:type="dxa"/>
+            <w:bottom w:w="0" w:type="dxa"/>
+          </w:tblCellMar>
+        </w:tblPrEx>
+        <w:tc>
+          <w:tcPr>
+            <w:tcW w:w="5800" w:type="dxa"/>
+            <w:tcMar>
+              <w:top w:w="80" w:type="dxa"/>
+              <w:left w:w="100" w:type="dxa"/>
+              <w:bottom w:w="80" w:type="dxa"/>
+              <w:right w:w="100" w:type="dxa"/>
+            </w:tcMar>
+          </w:tcPr>
+          <w:p>
+            <w:r>
+              <w:t>Matches split</w:t>
+            </w:r>
+          </w:p>
+        </w:tc>
+        <w:tc>
+          <w:tcPr>
+            <w:tcW w:w="3000" w:type="dxa"/>
+            <w:tcMar>
+              <w:top w:w="80" w:type="dxa"/>
+              <w:left w:w="100" w:type="dxa"/>
+              <w:bottom w:w="80" w:type="dxa"/>
+              <w:right w:w="100" w:type="dxa"/>
+            </w:tcMar>
+          </w:tcPr>
+          <w:p>
+            <w:r>
+              <w:t>3,961</w:t>
+            </w:r>
+          </w:p>
+        </w:tc>
+      </w:tr>
+      <w:tr>
+        <w:tblPrEx>
+          <w:tblCellMar>
+            <w:top w:w="0" w:type="dxa"/>
+            <w:bottom w:w="0" w:type="dxa"/>
+          </w:tblCellMar>
+        </w:tblPrEx>
+        <w:tc>
+          <w:tcPr>
+            <w:tcW w:w="5800" w:type="dxa"/>
+            <w:tcMar>
+              <w:top w:w="80" w:type="dxa"/>
+              <w:left w:w="100" w:type="dxa"/>
+              <w:bottom w:w="80" w:type="dxa"/>
+              <w:right w:w="100" w:type="dxa"/>
+            </w:tcMar>
+          </w:tcPr>
+          <w:p>
+            <w:r>
+              <w:t>Train / Val / Test boundary dates</w:t>
+            </w:r>
+          </w:p>
+        </w:tc>
+        <w:tc>
+          <w:tcPr>
+            <w:tcW w:w="3000" w:type="dxa"/>
+            <w:tcMar>
+              <w:top w:w="80" w:type="dxa"/>
+              <w:left w:w="100" w:type="dxa"/>
+              <w:bottom w:w="80" w:type="dxa"/>
+              <w:right w:w="100" w:type="dxa"/>
+            </w:tcMar>
+          </w:tcPr>
+          <w:p>
+            <w:r>
+              <w:t xml:space="preserve">train ends 2022-03-02; </w:t>
+            </w:r>
+            <w:proofErr w:type="spellStart"/>
+            <w:r>
+              <w:t>val</w:t>
+            </w:r>
+            <w:proofErr w:type="spellEnd"/>
+            <w:r>
+              <w:t xml:space="preserve"> ends 2023-12-09</w:t>
+            </w:r>
+          </w:p>
+        </w:tc>
+      </w:tr>
+      <w:tr>
+        <w:tblPrEx>
+          <w:tblCellMar>
+            <w:top w:w="0" w:type="dxa"/>
+            <w:bottom w:w="0" w:type="dxa"/>
+          </w:tblCellMar>
+        </w:tblPrEx>
+        <w:tc>
+          <w:tcPr>
+            <w:tcW w:w="5800" w:type="dxa"/>
+            <w:tcMar>
+              <w:top w:w="80" w:type="dxa"/>
+              <w:left w:w="100" w:type="dxa"/>
+              <w:bottom w:w="80" w:type="dxa"/>
+              <w:right w:w="100" w:type="dxa"/>
+            </w:tcMar>
+          </w:tcPr>
+          <w:p>
+            <w:r>
+              <w:t>Train matches</w:t>
+            </w:r>
+          </w:p>
+        </w:tc>
+        <w:tc>
+          <w:tcPr>
+            <w:tcW w:w="3000" w:type="dxa"/>
+            <w:tcMar>
+              <w:top w:w="80" w:type="dxa"/>
+              <w:left w:w="100" w:type="dxa"/>
+              <w:bottom w:w="80" w:type="dxa"/>
+              <w:right w:w="100" w:type="dxa"/>
+            </w:tcMar>
+          </w:tcPr>
+          <w:p>
+            <w:r>
+              <w:t>2,772 (1958-06-24 – 2022-03-02)</w:t>
+            </w:r>
+          </w:p>
+        </w:tc>
+      </w:tr>
+      <w:tr>
+        <w:tblPrEx>
+          <w:tblCellMar>
+            <w:top w:w="0" w:type="dxa"/>
+            <w:bottom w:w="0" w:type="dxa"/>
+          </w:tblCellMar>
+        </w:tblPrEx>
+        <w:tc>
+          <w:tcPr>
+            <w:tcW w:w="5800" w:type="dxa"/>
+            <w:tcMar>
+              <w:top w:w="80" w:type="dxa"/>
+              <w:left w:w="100" w:type="dxa"/>
+              <w:bottom w:w="80" w:type="dxa"/>
+              <w:right w:w="100" w:type="dxa"/>
+            </w:tcMar>
+          </w:tcPr>
+          <w:p>
+            <w:r>
+              <w:lastRenderedPageBreak/>
+              <w:t>Validation matches</w:t>
+            </w:r>
+          </w:p>
+        </w:tc>
+        <w:tc>
+          <w:tcPr>
+            <w:tcW w:w="3000" w:type="dxa"/>
+            <w:tcMar>
+              <w:top w:w="80" w:type="dxa"/>
+              <w:left w:w="100" w:type="dxa"/>
+              <w:bottom w:w="80" w:type="dxa"/>
+              <w:right w:w="100" w:type="dxa"/>
+            </w:tcMar>
+          </w:tcPr>
+          <w:p>
+            <w:r>
+              <w:t>599 (2022-03-03 – 2023-12-09)</w:t>
+            </w:r>
+          </w:p>
+        </w:tc>
+      </w:tr>
+      <w:tr>
+        <w:tblPrEx>
+          <w:tblCellMar>
+            <w:top w:w="0" w:type="dxa"/>
+            <w:bottom w:w="0" w:type="dxa"/>
+          </w:tblCellMar>
+        </w:tblPrEx>
+        <w:tc>
+          <w:tcPr>
+            <w:tcW w:w="5800" w:type="dxa"/>
+            <w:tcMar>
+              <w:top w:w="80" w:type="dxa"/>
+              <w:left w:w="100" w:type="dxa"/>
+              <w:bottom w:w="80" w:type="dxa"/>
+              <w:right w:w="100" w:type="dxa"/>
+            </w:tcMar>
+          </w:tcPr>
+          <w:p>
+            <w:r>
+              <w:t>Test matches</w:t>
+            </w:r>
+          </w:p>
+        </w:tc>
+        <w:tc>
+          <w:tcPr>
+            <w:tcW w:w="3000" w:type="dxa"/>
+            <w:tcMar>
+              <w:top w:w="80" w:type="dxa"/>
+              <w:left w:w="100" w:type="dxa"/>
+              <w:bottom w:w="80" w:type="dxa"/>
+              <w:right w:w="100" w:type="dxa"/>
+            </w:tcMar>
+          </w:tcPr>
+          <w:p>
+            <w:r>
+              <w:t>590 (2023-12-10 – 2025-07-27)</w:t>
+            </w:r>
+          </w:p>
+        </w:tc>
+      </w:tr>
+      <w:tr>
+        <w:tblPrEx>
+          <w:tblCellMar>
+            <w:top w:w="0" w:type="dxa"/>
+            <w:bottom w:w="0" w:type="dxa"/>
+          </w:tblCellMar>
+        </w:tblPrEx>
+        <w:tc>
+          <w:tcPr>
+            <w:tcW w:w="5800" w:type="dxa"/>
+            <w:tcMar>
+              <w:top w:w="80" w:type="dxa"/>
+              <w:left w:w="100" w:type="dxa"/>
+              <w:bottom w:w="80" w:type="dxa"/>
+              <w:right w:w="100" w:type="dxa"/>
+            </w:tcMar>
+          </w:tcPr>
+          <w:p>
+            <w:r>
+              <w:t>Chronology check</w:t>
+            </w:r>
+          </w:p>
+        </w:tc>
+        <w:tc>
+          <w:tcPr>
+            <w:tcW w:w="3000" w:type="dxa"/>
+            <w:tcMar>
+              <w:top w:w="80" w:type="dxa"/>
+              <w:left w:w="100" w:type="dxa"/>
+              <w:bottom w:w="80" w:type="dxa"/>
+              <w:right w:w="100" w:type="dxa"/>
+            </w:tcMar>
+          </w:tcPr>
+          <w:p>
+            <w:r>
+              <w:t>passed – no date overlap between splits</w:t>
+            </w:r>
+          </w:p>
+        </w:tc>
+      </w:tr>
+      <w:tr>
+        <w:tblPrEx>
+          <w:tblCellMar>
+            <w:top w:w="0" w:type="dxa"/>
+            <w:bottom w:w="0" w:type="dxa"/>
+          </w:tblCellMar>
+        </w:tblPrEx>
+        <w:tc>
+          <w:tcPr>
+            <w:tcW w:w="5800" w:type="dxa"/>
+            <w:tcMar>
+              <w:top w:w="80" w:type="dxa"/>
+              <w:left w:w="100" w:type="dxa"/>
+              <w:bottom w:w="80" w:type="dxa"/>
+              <w:right w:w="100" w:type="dxa"/>
+            </w:tcMar>
+          </w:tcPr>
+          <w:p>
+            <w:r>
+              <w:t>Match-level snapshot leakage check</w:t>
+            </w:r>
+          </w:p>
+        </w:tc>
+        <w:tc>
+          <w:tcPr>
+            <w:tcW w:w="3000" w:type="dxa"/>
+            <w:tcMar>
+              <w:top w:w="80" w:type="dxa"/>
+              <w:left w:w="100" w:type="dxa"/>
+              <w:bottom w:w="80" w:type="dxa"/>
+              <w:right w:w="100" w:type="dxa"/>
+            </w:tcMar>
+          </w:tcPr>
+          <w:p>
+            <w:r>
+              <w:t>passed – 0 violations across 3,961 matches</w:t>
+            </w:r>
+          </w:p>
+        </w:tc>
+      </w:tr>
+      <w:tr>
+        <w:tblPrEx>
+          <w:tblCellMar>
+            <w:top w:w="0" w:type="dxa"/>
+            <w:bottom w:w="0" w:type="dxa"/>
+          </w:tblCellMar>
+        </w:tblPrEx>
+        <w:tc>
+          <w:tcPr>
+            <w:tcW w:w="5800" w:type="dxa"/>
+            <w:tcMar>
+              <w:top w:w="80" w:type="dxa"/>
+              <w:left w:w="100" w:type="dxa"/>
+              <w:bottom w:w="80" w:type="dxa"/>
+              <w:right w:w="100" w:type="dxa"/>
+            </w:tcMar>
+          </w:tcPr>
+          <w:p>
+            <w:r>
+              <w:t>Outcome distribution – train</w:t>
+            </w:r>
+          </w:p>
+        </w:tc>
+        <w:tc>
+          <w:tcPr>
+            <w:tcW w:w="3000" w:type="dxa"/>
+            <w:tcMar>
+              <w:top w:w="80" w:type="dxa"/>
+              <w:left w:w="100" w:type="dxa"/>
+              <w:bottom w:w="80" w:type="dxa"/>
+              <w:right w:w="100" w:type="dxa"/>
+            </w:tcMar>
+          </w:tcPr>
+          <w:p>
+            <w:r>
+              <w:t>H 45.2% / A 32.0% / D 22.8%</w:t>
+            </w:r>
+          </w:p>
+        </w:tc>
+      </w:tr>
+      <w:tr>
+        <w:tblPrEx>
+          <w:tblCellMar>
+            <w:top w:w="0" w:type="dxa"/>
+            <w:bottom w:w="0" w:type="dxa"/>
+          </w:tblCellMar>
+        </w:tblPrEx>
+        <w:tc>
+          <w:tcPr>
+            <w:tcW w:w="5800" w:type="dxa"/>
+            <w:tcMar>
+              <w:top w:w="80" w:type="dxa"/>
+              <w:left w:w="100" w:type="dxa"/>
+              <w:bottom w:w="80" w:type="dxa"/>
+              <w:right w:w="100" w:type="dxa"/>
+            </w:tcMar>
+          </w:tcPr>
+          <w:p>
+            <w:r>
+              <w:t xml:space="preserve">Outcome distribution – </w:t>
+            </w:r>
+            <w:proofErr w:type="spellStart"/>
+            <w:r>
+              <w:t>val</w:t>
+            </w:r>
+            <w:proofErr w:type="spellEnd"/>
+          </w:p>
+        </w:tc>
+        <w:tc>
+          <w:tcPr>
+            <w:tcW w:w="3000" w:type="dxa"/>
+            <w:tcMar>
+              <w:top w:w="80" w:type="dxa"/>
+              <w:left w:w="100" w:type="dxa"/>
+              <w:bottom w:w="80" w:type="dxa"/>
+              <w:right w:w="100" w:type="dxa"/>
+            </w:tcMar>
+          </w:tcPr>
+          <w:p>
+            <w:r>
+              <w:t>H 45.1% / A 35.9% / D 19.0%</w:t>
+            </w:r>
+          </w:p>
+        </w:tc>
+      </w:tr>
+      <w:tr>
+        <w:tblPrEx>
+          <w:tblCellMar>
+            <w:top w:w="0" w:type="dxa"/>
+            <w:bottom w:w="0" w:type="dxa"/>
+          </w:tblCellMar>
+        </w:tblPrEx>
+        <w:tc>
+          <w:tcPr>
+            <w:tcW w:w="5800" w:type="dxa"/>
+            <w:tcMar>
+              <w:top w:w="80" w:type="dxa"/>
+              <w:left w:w="100" w:type="dxa"/>
+              <w:bottom w:w="80" w:type="dxa"/>
+              <w:right w:w="100" w:type="dxa"/>
+            </w:tcMar>
+          </w:tcPr>
+          <w:p>
+            <w:r>
+              <w:t>Outcome distribution – test</w:t>
+            </w:r>
+          </w:p>
+        </w:tc>
+        <w:tc>
+          <w:tcPr>
+            <w:tcW w:w="3000" w:type="dxa"/>
+            <w:tcMar>
+              <w:top w:w="80" w:type="dxa"/>
+              <w:left w:w="100" w:type="dxa"/>
+              <w:bottom w:w="80" w:type="dxa"/>
+              <w:right w:w="100" w:type="dxa"/>
+            </w:tcMar>
+          </w:tcPr>
+          <w:p>
+            <w:r>
+              <w:t>H 42.5% / A 34.7% / D 22.7%</w:t>
+            </w:r>
+          </w:p>
+        </w:tc>
+      </w:tr>
+      <w:tr>
+        <w:tblPrEx>
+          <w:tblCellMar>
+            <w:top w:w="0" w:type="dxa"/>
+            <w:bottom w:w="0" w:type="dxa"/>
+          </w:tblCellMar>
+        </w:tblPrEx>
+        <w:tc>
+          <w:tcPr>
+            <w:tcW w:w="5800" w:type="dxa"/>
+            <w:tcMar>
+              <w:top w:w="80" w:type="dxa"/>
+              <w:left w:w="100" w:type="dxa"/>
+              <w:bottom w:w="80" w:type="dxa"/>
+              <w:right w:w="100" w:type="dxa"/>
+            </w:tcMar>
+          </w:tcPr>
+          <w:p>
+            <w:r>
+              <w:t xml:space="preserve">Snapshot rows – train / </w:t>
+            </w:r>
+            <w:proofErr w:type="spellStart"/>
+            <w:r>
+              <w:t>val</w:t>
+            </w:r>
+            <w:proofErr w:type="spellEnd"/>
+            <w:r>
+              <w:t xml:space="preserve"> / test</w:t>
+            </w:r>
+          </w:p>
+        </w:tc>
+        <w:tc>
+          <w:tcPr>
+            <w:tcW w:w="3000" w:type="dxa"/>
+            <w:tcMar>
+              <w:top w:w="80" w:type="dxa"/>
+              <w:left w:w="100" w:type="dxa"/>
+              <w:bottom w:w="80" w:type="dxa"/>
+              <w:right w:w="100" w:type="dxa"/>
+            </w:tcMar>
+          </w:tcPr>
+          <w:p>
+            <w:r>
+              <w:t>49,896 / 10,782 / 10,620</w:t>
+            </w:r>
+          </w:p>
+        </w:tc>
+      </w:tr>
+    </w:tbl>
+    <w:p>
+      <w:pPr>
+        <w:spacing w:before="200" w:after="200"/>
+      </w:pPr>
+      <w:r>
+        <w:rPr>
+          <w:i/>
+          <w:iCs/>
+        </w:rPr>
+        <w:t>The outcome distribution is close across all three splits and consistent with the base rates reported in the project brief itself (≈45% home win, ≈28% away win, ≈27% draw), so the split does not introduce an obvious class-balance red flag. One limitation is noted honestly rather than corrected in code: the training set spans matches from 1958 to 2022, while validation and test are compressed into 2022–2025 – a real form of the distribution shift across competitions and eras that the project brief asks to be measured rather than ignored, and it is treated as a discussion point for the modeling stages rather than resolved at this stage.</w:t>
+      </w:r>
     </w:p>
     <w:sectPr>
       <w:pgSz w:w="12240" w:h="15840"/>
@@ -685,157 +2351,153 @@
 <file path=word/numbering.xml><?xml version="1.0" encoding="utf-8"?>
 <w:numbering xmlns:wpc="http://schemas.microsoft.com/office/word/2010/wordprocessingCanvas" xmlns:cx="http://schemas.microsoft.com/office/drawing/2014/chartex" xmlns:cx1="http://schemas.microsoft.com/office/drawing/2015/9/8/chartex" xmlns:cx2="http://schemas.microsoft.com/office/drawing/2015/10/21/chartex" xmlns:cx3="http://schemas.microsoft.com/office/drawing/2016/5/9/chartex" xmlns:cx4="http://schemas.microsoft.com/office/drawing/2016/5/10/chartex" xmlns:cx5="http://schemas.microsoft.com/office/drawing/2016/5/11/chartex" xmlns:cx6="http://schemas.microsoft.com/office/drawing/2016/5/12/chartex" xmlns:cx7="http://schemas.microsoft.com/office/drawing/2016/5/13/chartex" xmlns:cx8="http://schemas.microsoft.com/office/drawing/2016/5/14/chartex" xmlns:mc="http://schemas.openxmlformats.org/markup-compatibility/2006" xmlns:aink="http://schemas.microsoft.com/office/drawing/2016/ink" xmlns:am3d="http://schemas.microsoft.com/office/drawing/2017/model3d" xmlns:o="urn:schemas-microsoft-com:office:office" xmlns:oel="http://schemas.microsoft.com/office/2019/extlst" xmlns:r="http://schemas.openxmlformats.org/officeDocument/2006/relationships" xmlns:m="http://schemas.openxmlformats.org/officeDocument/2006/math" xmlns:v="urn:schemas-microsoft-com:vml" xmlns:wp14="http://schemas.microsoft.com/office/word/2010/wordprocessingDrawing" xmlns:wp="http://schemas.openxmlformats.org/drawingml/2006/wordprocessingDrawing" xmlns:w10="urn:schemas-microsoft-com:office:word" xmlns:w="http://schemas.openxmlformats.org/wordprocessingml/2006/main" xmlns:w14="http://schemas.microsoft.com/office/word/2010/wordml" xmlns:w15="http://schemas.microsoft.com/office/word/2012/wordml" xmlns:w16cex="http://schemas.microsoft.com/office/word/2018/wordml/cex" xmlns:w16cid="http://schemas.microsoft.com/office/word/2016/wordml/cid" xmlns:w16="http://schemas.microsoft.com/office/word/2018/wordml" xmlns:w16du="http://schemas.microsoft.com/office/word/2023/wordml/word16du" xmlns:w16sdtdh="http://schemas.microsoft.com/office/word/2020/wordml/sdtdatahash" xmlns:w16sdtfl="http://schemas.microsoft.com/office/word/2024/wordml/sdtformatlock" xmlns:w16se="http://schemas.microsoft.com/office/word/2015/wordml/symex" xmlns:wpg="http://schemas.microsoft.com/office/word/2010/wordprocessingGroup" xmlns:wpi="http://schemas.microsoft.com/office/word/2010/wordprocessingInk" xmlns:wne="http://schemas.microsoft.com/office/word/2006/wordml" xmlns:wps="http://schemas.microsoft.com/office/word/2010/wordprocessingShape" mc:Ignorable="w14 w15 w16se w16cid w16 w16cex w16sdtdh w16sdtfl w16du wp14">
   <w:abstractNum w:abstractNumId="0" w15:restartNumberingAfterBreak="0">
-    <w:nsid w:val="13DA37A3"/>
+    <w:nsid w:val="13124F1F"/>
     <w:multiLevelType w:val="hybridMultilevel"/>
-    <w:tmpl w:val="2D684842"/>
-    <w:lvl w:ilvl="0" w:tplc="65C83FDE">
-      <w:start w:val="1"/>
-      <w:numFmt w:val="bullet"/>
-      <w:lvlText w:val="●"/>
-      <w:lvlJc w:val="left"/>
-      <w:pPr>
-        <w:ind w:left="720" w:hanging="360"/>
-      </w:pPr>
-    </w:lvl>
-    <w:lvl w:ilvl="1" w:tplc="AC8C04DE">
-      <w:start w:val="1"/>
-      <w:numFmt w:val="bullet"/>
-      <w:lvlText w:val="○"/>
-      <w:lvlJc w:val="left"/>
-      <w:pPr>
-        <w:ind w:left="1440" w:hanging="360"/>
-      </w:pPr>
-    </w:lvl>
-    <w:lvl w:ilvl="2" w:tplc="0B4231CC">
-      <w:start w:val="1"/>
-      <w:numFmt w:val="bullet"/>
-      <w:lvlText w:val="■"/>
-      <w:lvlJc w:val="left"/>
-      <w:pPr>
-        <w:ind w:left="2160" w:hanging="360"/>
-      </w:pPr>
-    </w:lvl>
-    <w:lvl w:ilvl="3" w:tplc="D0A60B64">
-      <w:start w:val="1"/>
-      <w:numFmt w:val="bullet"/>
-      <w:lvlText w:val="●"/>
-      <w:lvlJc w:val="left"/>
-      <w:pPr>
-        <w:ind w:left="2880" w:hanging="360"/>
-      </w:pPr>
-    </w:lvl>
-    <w:lvl w:ilvl="4" w:tplc="735CFE48">
-      <w:start w:val="1"/>
-      <w:numFmt w:val="bullet"/>
-      <w:lvlText w:val="○"/>
-      <w:lvlJc w:val="left"/>
-      <w:pPr>
-        <w:ind w:left="3600" w:hanging="360"/>
-      </w:pPr>
-    </w:lvl>
-    <w:lvl w:ilvl="5" w:tplc="AAAE3F1C">
-      <w:start w:val="1"/>
-      <w:numFmt w:val="bullet"/>
-      <w:lvlText w:val="■"/>
-      <w:lvlJc w:val="left"/>
-      <w:pPr>
-        <w:ind w:left="4320" w:hanging="360"/>
-      </w:pPr>
-    </w:lvl>
-    <w:lvl w:ilvl="6" w:tplc="8EB08BBA">
-      <w:start w:val="1"/>
-      <w:numFmt w:val="bullet"/>
-      <w:lvlText w:val="●"/>
-      <w:lvlJc w:val="left"/>
-      <w:pPr>
-        <w:ind w:left="5040" w:hanging="360"/>
-      </w:pPr>
-    </w:lvl>
-    <w:lvl w:ilvl="7" w:tplc="DF36AC6C">
-      <w:start w:val="1"/>
-      <w:numFmt w:val="bullet"/>
-      <w:lvlText w:val="●"/>
-      <w:lvlJc w:val="left"/>
-      <w:pPr>
-        <w:ind w:left="5760" w:hanging="360"/>
-      </w:pPr>
-    </w:lvl>
-    <w:lvl w:ilvl="8" w:tplc="1750C13E">
-      <w:start w:val="1"/>
-      <w:numFmt w:val="bullet"/>
-      <w:lvlText w:val="●"/>
-      <w:lvlJc w:val="left"/>
-      <w:pPr>
-        <w:ind w:left="6480" w:hanging="360"/>
-      </w:pPr>
-    </w:lvl>
-  </w:abstractNum>
-  <w:abstractNum w:abstractNumId="1" w15:restartNumberingAfterBreak="0">
-    <w:nsid w:val="65D8572B"/>
-    <w:multiLevelType w:val="hybridMultilevel"/>
-    <w:tmpl w:val="8620F328"/>
-    <w:lvl w:ilvl="0" w:tplc="D52441E4">
+    <w:tmpl w:val="55B2EC58"/>
+    <w:lvl w:ilvl="0" w:tplc="A65EE284">
       <w:start w:val="1"/>
       <w:numFmt w:val="bullet"/>
       <w:lvlText w:val="•"/>
       <w:lvlJc w:val="left"/>
       <w:pPr>
-        <w:ind w:left="504" w:hanging="288"/>
+        <w:ind w:left="720" w:hanging="360"/>
       </w:pPr>
     </w:lvl>
-    <w:lvl w:ilvl="1" w:tplc="3C923B2A">
-      <w:start w:val="1"/>
-      <w:numFmt w:val="bullet"/>
-      <w:lvlText w:val="–"/>
-      <w:lvlJc w:val="left"/>
-      <w:pPr>
-        <w:ind w:left="1008" w:hanging="288"/>
-      </w:pPr>
-    </w:lvl>
-    <w:lvl w:ilvl="2" w:tplc="4E822A4A">
+    <w:lvl w:ilvl="1" w:tplc="76A049F8">
       <w:numFmt w:val="decimal"/>
       <w:lvlText w:val=""/>
       <w:lvlJc w:val="left"/>
     </w:lvl>
-    <w:lvl w:ilvl="3" w:tplc="A0C4F918">
+    <w:lvl w:ilvl="2" w:tplc="094C0DDA">
       <w:numFmt w:val="decimal"/>
       <w:lvlText w:val=""/>
       <w:lvlJc w:val="left"/>
     </w:lvl>
-    <w:lvl w:ilvl="4" w:tplc="D18C7B08">
+    <w:lvl w:ilvl="3" w:tplc="DBBA29CA">
       <w:numFmt w:val="decimal"/>
       <w:lvlText w:val=""/>
       <w:lvlJc w:val="left"/>
     </w:lvl>
-    <w:lvl w:ilvl="5" w:tplc="6D665DF2">
+    <w:lvl w:ilvl="4" w:tplc="76285704">
       <w:numFmt w:val="decimal"/>
       <w:lvlText w:val=""/>
       <w:lvlJc w:val="left"/>
     </w:lvl>
-    <w:lvl w:ilvl="6" w:tplc="6C5EDDE4">
+    <w:lvl w:ilvl="5" w:tplc="9D74EA90">
       <w:numFmt w:val="decimal"/>
       <w:lvlText w:val=""/>
       <w:lvlJc w:val="left"/>
     </w:lvl>
-    <w:lvl w:ilvl="7" w:tplc="12E2BC36">
+    <w:lvl w:ilvl="6" w:tplc="344818D4">
       <w:numFmt w:val="decimal"/>
       <w:lvlText w:val=""/>
       <w:lvlJc w:val="left"/>
     </w:lvl>
-    <w:lvl w:ilvl="8" w:tplc="E9AC02BA">
+    <w:lvl w:ilvl="7" w:tplc="CBE0ECC2">
+      <w:numFmt w:val="decimal"/>
+      <w:lvlText w:val=""/>
+      <w:lvlJc w:val="left"/>
+    </w:lvl>
+    <w:lvl w:ilvl="8" w:tplc="8B6C38A0">
       <w:numFmt w:val="decimal"/>
       <w:lvlText w:val=""/>
       <w:lvlJc w:val="left"/>
     </w:lvl>
   </w:abstractNum>
-  <w:num w:numId="1" w16cid:durableId="820585137">
-    <w:abstractNumId w:val="0"/>
+  <w:abstractNum w:abstractNumId="1" w15:restartNumberingAfterBreak="0">
+    <w:nsid w:val="6E1B42CC"/>
+    <w:multiLevelType w:val="hybridMultilevel"/>
+    <w:tmpl w:val="5EBCC968"/>
+    <w:lvl w:ilvl="0" w:tplc="45124F56">
+      <w:start w:val="1"/>
+      <w:numFmt w:val="bullet"/>
+      <w:lvlText w:val="●"/>
+      <w:lvlJc w:val="left"/>
+      <w:pPr>
+        <w:ind w:left="720" w:hanging="360"/>
+      </w:pPr>
+    </w:lvl>
+    <w:lvl w:ilvl="1" w:tplc="13E6B610">
+      <w:start w:val="1"/>
+      <w:numFmt w:val="bullet"/>
+      <w:lvlText w:val="○"/>
+      <w:lvlJc w:val="left"/>
+      <w:pPr>
+        <w:ind w:left="1440" w:hanging="360"/>
+      </w:pPr>
+    </w:lvl>
+    <w:lvl w:ilvl="2" w:tplc="2AB48BEE">
+      <w:start w:val="1"/>
+      <w:numFmt w:val="bullet"/>
+      <w:lvlText w:val="■"/>
+      <w:lvlJc w:val="left"/>
+      <w:pPr>
+        <w:ind w:left="2160" w:hanging="360"/>
+      </w:pPr>
+    </w:lvl>
+    <w:lvl w:ilvl="3" w:tplc="8B92F478">
+      <w:start w:val="1"/>
+      <w:numFmt w:val="bullet"/>
+      <w:lvlText w:val="●"/>
+      <w:lvlJc w:val="left"/>
+      <w:pPr>
+        <w:ind w:left="2880" w:hanging="360"/>
+      </w:pPr>
+    </w:lvl>
+    <w:lvl w:ilvl="4" w:tplc="45A4050A">
+      <w:start w:val="1"/>
+      <w:numFmt w:val="bullet"/>
+      <w:lvlText w:val="○"/>
+      <w:lvlJc w:val="left"/>
+      <w:pPr>
+        <w:ind w:left="3600" w:hanging="360"/>
+      </w:pPr>
+    </w:lvl>
+    <w:lvl w:ilvl="5" w:tplc="903241E6">
+      <w:start w:val="1"/>
+      <w:numFmt w:val="bullet"/>
+      <w:lvlText w:val="■"/>
+      <w:lvlJc w:val="left"/>
+      <w:pPr>
+        <w:ind w:left="4320" w:hanging="360"/>
+      </w:pPr>
+    </w:lvl>
+    <w:lvl w:ilvl="6" w:tplc="6AF49D0E">
+      <w:start w:val="1"/>
+      <w:numFmt w:val="bullet"/>
+      <w:lvlText w:val="●"/>
+      <w:lvlJc w:val="left"/>
+      <w:pPr>
+        <w:ind w:left="5040" w:hanging="360"/>
+      </w:pPr>
+    </w:lvl>
+    <w:lvl w:ilvl="7" w:tplc="B45CAE28">
+      <w:start w:val="1"/>
+      <w:numFmt w:val="bullet"/>
+      <w:lvlText w:val="●"/>
+      <w:lvlJc w:val="left"/>
+      <w:pPr>
+        <w:ind w:left="5760" w:hanging="360"/>
+      </w:pPr>
+    </w:lvl>
+    <w:lvl w:ilvl="8" w:tplc="C22CAE86">
+      <w:start w:val="1"/>
+      <w:numFmt w:val="bullet"/>
+      <w:lvlText w:val="●"/>
+      <w:lvlJc w:val="left"/>
+      <w:pPr>
+        <w:ind w:left="6480" w:hanging="360"/>
+      </w:pPr>
+    </w:lvl>
+  </w:abstractNum>
+  <w:num w:numId="1" w16cid:durableId="22445249">
+    <w:abstractNumId w:val="1"/>
     <w:lvlOverride w:ilvl="0">
       <w:startOverride w:val="1"/>
     </w:lvlOverride>
   </w:num>
-  <w:num w:numId="2" w16cid:durableId="1774007407">
-    <w:abstractNumId w:val="1"/>
+  <w:num w:numId="2" w16cid:durableId="595021076">
+    <w:abstractNumId w:val="0"/>
     <w:lvlOverride w:ilvl="0">
       <w:startOverride w:val="1"/>
     </w:lvlOverride>
@@ -1444,39 +3106,39 @@
         <a:sysClr val="window" lastClr="FFFFFF"/>
       </a:lt1>
       <a:dk2>
-        <a:srgbClr val="0E2841"/>
+        <a:srgbClr val="44546A"/>
       </a:dk2>
       <a:lt2>
-        <a:srgbClr val="E8E8E8"/>
+        <a:srgbClr val="E7E6E6"/>
       </a:lt2>
       <a:accent1>
-        <a:srgbClr val="156082"/>
+        <a:srgbClr val="4472C4"/>
       </a:accent1>
       <a:accent2>
-        <a:srgbClr val="E97132"/>
+        <a:srgbClr val="ED7D31"/>
       </a:accent2>
       <a:accent3>
-        <a:srgbClr val="196B24"/>
+        <a:srgbClr val="A5A5A5"/>
       </a:accent3>
       <a:accent4>
-        <a:srgbClr val="0F9ED5"/>
+        <a:srgbClr val="FFC000"/>
       </a:accent4>
       <a:accent5>
-        <a:srgbClr val="A02B93"/>
+        <a:srgbClr val="5B9BD5"/>
       </a:accent5>
       <a:accent6>
-        <a:srgbClr val="4EA72E"/>
+        <a:srgbClr val="70AD47"/>
       </a:accent6>
       <a:hlink>
-        <a:srgbClr val="467886"/>
+        <a:srgbClr val="0563C1"/>
       </a:hlink>
       <a:folHlink>
-        <a:srgbClr val="96607D"/>
+        <a:srgbClr val="954F72"/>
       </a:folHlink>
     </a:clrScheme>
     <a:fontScheme name="Office">
       <a:majorFont>
-        <a:latin typeface="Aptos Display" panose="02110004020202020204"/>
+        <a:latin typeface="Calibri Light" panose="020F0302020204030204"/>
         <a:ea typeface=""/>
         <a:cs typeface=""/>
         <a:font script="Jpan" typeface="游ゴシック Light"/>
@@ -1528,7 +3190,7 @@
         <a:font script="Tfng" typeface="Ebrima"/>
       </a:majorFont>
       <a:minorFont>
-        <a:latin typeface="Aptos" panose="02110004020202020204"/>
+        <a:latin typeface="Calibri" panose="020F0502020204030204"/>
         <a:ea typeface=""/>
         <a:cs typeface=""/>
         <a:font script="Jpan" typeface="游明朝"/>
@@ -1639,6 +3301,13 @@
         </a:gradFill>
       </a:fillStyleLst>
       <a:lnStyleLst>
+        <a:ln w="6350" cap="flat" cmpd="sng" algn="ctr">
+          <a:solidFill>
+            <a:schemeClr val="phClr"/>
+          </a:solidFill>
+          <a:prstDash val="solid"/>
+          <a:miter lim="800000"/>
+        </a:ln>
         <a:ln w="12700" cap="flat" cmpd="sng" algn="ctr">
           <a:solidFill>
             <a:schemeClr val="phClr"/>
@@ -1647,13 +3316,6 @@
           <a:miter lim="800000"/>
         </a:ln>
         <a:ln w="19050" cap="flat" cmpd="sng" algn="ctr">
-          <a:solidFill>
-            <a:schemeClr val="phClr"/>
-          </a:solidFill>
-          <a:prstDash val="solid"/>
-          <a:miter lim="800000"/>
-        </a:ln>
-        <a:ln w="25400" cap="flat" cmpd="sng" algn="ctr">
           <a:solidFill>
             <a:schemeClr val="phClr"/>
           </a:solidFill>
@@ -1718,31 +3380,11 @@
       </a:bgFillStyleLst>
     </a:fmtScheme>
   </a:themeElements>
-  <a:objectDefaults>
-    <a:lnDef>
-      <a:spPr/>
-      <a:bodyPr/>
-      <a:lstStyle/>
-      <a:style>
-        <a:lnRef idx="2">
-          <a:schemeClr val="accent1"/>
-        </a:lnRef>
-        <a:fillRef idx="0">
-          <a:schemeClr val="accent1"/>
-        </a:fillRef>
-        <a:effectRef idx="1">
-          <a:schemeClr val="accent1"/>
-        </a:effectRef>
-        <a:fontRef idx="minor">
-          <a:schemeClr val="tx1"/>
-        </a:fontRef>
-      </a:style>
-    </a:lnDef>
-  </a:objectDefaults>
+  <a:objectDefaults/>
   <a:extraClrSchemeLst/>
   <a:extLst>
     <a:ext uri="{05A4C25C-085E-4340-85A3-A5531E510DB2}">
-      <thm15:themeFamily xmlns:thm15="http://schemas.microsoft.com/office/thememl/2012/main" name="Office Theme" id="{2E142A2C-CD16-42D6-873A-C26D2A0506FA}" vid="{1BDDFF52-6CD6-40A5-AB3C-68EB2F1E4D0A}"/>
+      <thm15:themeFamily xmlns:thm15="http://schemas.microsoft.com/office/thememl/2012/main" name="Office Theme" id="{62F939B6-93AF-4DB8-9C6B-D6C7DFDC589F}" vid="{4A3C46E8-61CC-4603-A589-7422A47A8E4A}"/>
     </a:ext>
   </a:extLst>
 </a:theme>
